--- a/_SAMPLES_ENTREGAVEIS/briefing_validation/sample-briefing-validation-v1.0.0.docx
+++ b/_SAMPLES_ENTREGAVEIS/briefing_validation/sample-briefing-validation-v1.0.0.docx
@@ -15,6 +15,11 @@
         <w:t>Amostra fictícia do formato original RC6. Não descreve um projeto real. Exemplo neutro da validacao IQB auditavel consolidada a partir dos ERIC RC1 e RC5.</w:t>
       </w:r>
     </w:p>
+    <w:p>
+      <w:r>
+        <w:t>Melhorar a experiencia de solicitacoes internas</w:t>
+      </w:r>
+    </w:p>
     <w:tbl>
       <w:tblPr>
         <w:tblStyle w:val="TableGrid"/>
@@ -153,67 +158,102 @@
         <w:t>Fontes: FIC-01</w:t>
       </w:r>
     </w:p>
+    <w:p>
+      <w:r>
+        <w:t>Critérios avaliados</w:t>
+      </w:r>
+    </w:p>
     <w:tbl>
       <w:tblPr>
         <w:tblStyle w:val="TableGrid"/>
         <w:tblW w:type="auto" w:w="0"/>
+        <w:tblLayout w:type="fixed"/>
         <w:tblLook w:firstColumn="1" w:firstRow="1" w:lastColumn="0" w:lastRow="0" w:noHBand="0" w:noVBand="1" w:val="04A0"/>
       </w:tblPr>
       <w:tblGrid>
-        <w:gridCol w:w="2018"/>
-        <w:gridCol w:w="2018"/>
-        <w:gridCol w:w="2018"/>
-        <w:gridCol w:w="2018"/>
-        <w:gridCol w:w="2018"/>
+        <w:gridCol w:w="1413"/>
+        <w:gridCol w:w="1514"/>
+        <w:gridCol w:w="1009"/>
+        <w:gridCol w:w="4138"/>
+        <w:gridCol w:w="1009"/>
+        <w:gridCol w:w="1009"/>
       </w:tblGrid>
       <w:tr>
         <w:tc>
           <w:tcPr>
-            <w:tcW w:type="dxa" w:w="2018"/>
-          </w:tcPr>
-          <w:p>
-            <w:r>
+            <w:tcW w:type="dxa" w:w="1413"/>
+          </w:tcPr>
+          <w:p>
+            <w:r>
+              <w:rPr>
+                <w:sz w:val="16"/>
+              </w:rPr>
               <w:t>Dimensão</w:t>
             </w:r>
           </w:p>
         </w:tc>
         <w:tc>
           <w:tcPr>
-            <w:tcW w:type="dxa" w:w="2018"/>
-          </w:tcPr>
-          <w:p>
-            <w:r>
+            <w:tcW w:type="dxa" w:w="1514"/>
+          </w:tcPr>
+          <w:p>
+            <w:r>
+              <w:rPr>
+                <w:sz w:val="16"/>
+              </w:rPr>
               <w:t>Critério</w:t>
             </w:r>
           </w:p>
         </w:tc>
         <w:tc>
           <w:tcPr>
-            <w:tcW w:type="dxa" w:w="2018"/>
-          </w:tcPr>
-          <w:p>
-            <w:r>
+            <w:tcW w:type="dxa" w:w="1009"/>
+          </w:tcPr>
+          <w:p>
+            <w:r>
+              <w:rPr>
+                <w:sz w:val="16"/>
+              </w:rPr>
               <w:t>Resposta</w:t>
             </w:r>
           </w:p>
         </w:tc>
         <w:tc>
           <w:tcPr>
-            <w:tcW w:type="dxa" w:w="2018"/>
-          </w:tcPr>
-          <w:p>
-            <w:r>
+            <w:tcW w:type="dxa" w:w="4138"/>
+          </w:tcPr>
+          <w:p>
+            <w:r>
+              <w:rPr>
+                <w:sz w:val="16"/>
+              </w:rPr>
               <w:t>Evidência</w:t>
             </w:r>
           </w:p>
         </w:tc>
         <w:tc>
           <w:tcPr>
-            <w:tcW w:type="dxa" w:w="2018"/>
-          </w:tcPr>
-          <w:p>
-            <w:r>
+            <w:tcW w:type="dxa" w:w="1009"/>
+          </w:tcPr>
+          <w:p>
+            <w:r>
+              <w:rPr>
+                <w:sz w:val="16"/>
+              </w:rPr>
               <w:t>Fonte</w:t>
+            </w:r>
+          </w:p>
+        </w:tc>
+        <w:tc>
+          <w:tcPr>
+            <w:tcW w:type="dxa" w:w="1009"/>
+          </w:tcPr>
+          <w:p>
+            <w:r>
+              <w:rPr>
+                <w:sz w:val="16"/>
+              </w:rPr>
+              <w:t>Citação</w:t>
             </w:r>
           </w:p>
         </w:tc>
@@ -221,51 +261,78 @@
       <w:tr>
         <w:tc>
           <w:tcPr>
-            <w:tcW w:type="dxa" w:w="2018"/>
-          </w:tcPr>
-          <w:p>
-            <w:r>
-              <w:t>clarity</w:t>
-            </w:r>
-          </w:p>
-        </w:tc>
-        <w:tc>
-          <w:tcPr>
-            <w:tcW w:type="dxa" w:w="2018"/>
-          </w:tcPr>
-          <w:p>
-            <w:r>
+            <w:tcW w:type="dxa" w:w="1413"/>
+          </w:tcPr>
+          <w:p>
+            <w:r>
+              <w:rPr>
+                <w:sz w:val="16"/>
+              </w:rPr>
+              <w:t>Clareza</w:t>
+            </w:r>
+          </w:p>
+        </w:tc>
+        <w:tc>
+          <w:tcPr>
+            <w:tcW w:type="dxa" w:w="1514"/>
+          </w:tcPr>
+          <w:p>
+            <w:r>
+              <w:rPr>
+                <w:sz w:val="16"/>
+              </w:rPr>
               <w:t>CLA-01</w:t>
             </w:r>
           </w:p>
         </w:tc>
         <w:tc>
           <w:tcPr>
-            <w:tcW w:type="dxa" w:w="2018"/>
-          </w:tcPr>
-          <w:p>
-            <w:r>
-              <w:t>True</w:t>
-            </w:r>
-          </w:p>
-        </w:tc>
-        <w:tc>
-          <w:tcPr>
-            <w:tcW w:type="dxa" w:w="2018"/>
-          </w:tcPr>
-          <w:p>
-            <w:r>
+            <w:tcW w:type="dxa" w:w="1009"/>
+          </w:tcPr>
+          <w:p>
+            <w:r>
+              <w:rPr>
+                <w:sz w:val="16"/>
+              </w:rPr>
+              <w:t>Sim</w:t>
+            </w:r>
+          </w:p>
+        </w:tc>
+        <w:tc>
+          <w:tcPr>
+            <w:tcW w:type="dxa" w:w="4138"/>
+          </w:tcPr>
+          <w:p>
+            <w:r>
+              <w:rPr>
+                <w:sz w:val="16"/>
+              </w:rPr>
               <w:t>O briefing identifica quem solicita e as equipes que atendem.</w:t>
             </w:r>
           </w:p>
         </w:tc>
         <w:tc>
           <w:tcPr>
-            <w:tcW w:type="dxa" w:w="2018"/>
-          </w:tcPr>
-          <w:p>
-            <w:r>
+            <w:tcW w:type="dxa" w:w="1009"/>
+          </w:tcPr>
+          <w:p>
+            <w:r>
+              <w:rPr>
+                <w:sz w:val="16"/>
+              </w:rPr>
               <w:t>briefing</w:t>
+            </w:r>
+          </w:p>
+        </w:tc>
+        <w:tc>
+          <w:tcPr>
+            <w:tcW w:type="dxa" w:w="1009"/>
+          </w:tcPr>
+          <w:p>
+            <w:r>
+              <w:rPr>
+                <w:sz w:val="16"/>
+              </w:rPr>
             </w:r>
           </w:p>
         </w:tc>
@@ -273,51 +340,78 @@
       <w:tr>
         <w:tc>
           <w:tcPr>
-            <w:tcW w:type="dxa" w:w="2018"/>
-          </w:tcPr>
-          <w:p>
-            <w:r>
-              <w:t>clarity</w:t>
-            </w:r>
-          </w:p>
-        </w:tc>
-        <w:tc>
-          <w:tcPr>
-            <w:tcW w:type="dxa" w:w="2018"/>
-          </w:tcPr>
-          <w:p>
-            <w:r>
+            <w:tcW w:type="dxa" w:w="1413"/>
+          </w:tcPr>
+          <w:p>
+            <w:r>
+              <w:rPr>
+                <w:sz w:val="16"/>
+              </w:rPr>
+              <w:t>Clareza</w:t>
+            </w:r>
+          </w:p>
+        </w:tc>
+        <w:tc>
+          <w:tcPr>
+            <w:tcW w:type="dxa" w:w="1514"/>
+          </w:tcPr>
+          <w:p>
+            <w:r>
+              <w:rPr>
+                <w:sz w:val="16"/>
+              </w:rPr>
               <w:t>CLA-02</w:t>
             </w:r>
           </w:p>
         </w:tc>
         <w:tc>
           <w:tcPr>
-            <w:tcW w:type="dxa" w:w="2018"/>
-          </w:tcPr>
-          <w:p>
-            <w:r>
-              <w:t>True</w:t>
-            </w:r>
-          </w:p>
-        </w:tc>
-        <w:tc>
-          <w:tcPr>
-            <w:tcW w:type="dxa" w:w="2018"/>
-          </w:tcPr>
-          <w:p>
-            <w:r>
+            <w:tcW w:type="dxa" w:w="1009"/>
+          </w:tcPr>
+          <w:p>
+            <w:r>
+              <w:rPr>
+                <w:sz w:val="16"/>
+              </w:rPr>
+              <w:t>Sim</w:t>
+            </w:r>
+          </w:p>
+        </w:tc>
+        <w:tc>
+          <w:tcPr>
+            <w:tcW w:type="dxa" w:w="4138"/>
+          </w:tcPr>
+          <w:p>
+            <w:r>
+              <w:rPr>
+                <w:sz w:val="16"/>
+              </w:rPr>
               <w:t>O texto delimita o problema de solicitacoes incompletas e pouco rastreaveis.</w:t>
             </w:r>
           </w:p>
         </w:tc>
         <w:tc>
           <w:tcPr>
-            <w:tcW w:type="dxa" w:w="2018"/>
-          </w:tcPr>
-          <w:p>
-            <w:r>
+            <w:tcW w:type="dxa" w:w="1009"/>
+          </w:tcPr>
+          <w:p>
+            <w:r>
+              <w:rPr>
+                <w:sz w:val="16"/>
+              </w:rPr>
               <w:t>briefing</w:t>
+            </w:r>
+          </w:p>
+        </w:tc>
+        <w:tc>
+          <w:tcPr>
+            <w:tcW w:type="dxa" w:w="1009"/>
+          </w:tcPr>
+          <w:p>
+            <w:r>
+              <w:rPr>
+                <w:sz w:val="16"/>
+              </w:rPr>
             </w:r>
           </w:p>
         </w:tc>
@@ -325,51 +419,78 @@
       <w:tr>
         <w:tc>
           <w:tcPr>
-            <w:tcW w:type="dxa" w:w="2018"/>
-          </w:tcPr>
-          <w:p>
-            <w:r>
-              <w:t>clarity</w:t>
-            </w:r>
-          </w:p>
-        </w:tc>
-        <w:tc>
-          <w:tcPr>
-            <w:tcW w:type="dxa" w:w="2018"/>
-          </w:tcPr>
-          <w:p>
-            <w:r>
+            <w:tcW w:type="dxa" w:w="1413"/>
+          </w:tcPr>
+          <w:p>
+            <w:r>
+              <w:rPr>
+                <w:sz w:val="16"/>
+              </w:rPr>
+              <w:t>Clareza</w:t>
+            </w:r>
+          </w:p>
+        </w:tc>
+        <w:tc>
+          <w:tcPr>
+            <w:tcW w:type="dxa" w:w="1514"/>
+          </w:tcPr>
+          <w:p>
+            <w:r>
+              <w:rPr>
+                <w:sz w:val="16"/>
+              </w:rPr>
               <w:t>CLA-03</w:t>
             </w:r>
           </w:p>
         </w:tc>
         <w:tc>
           <w:tcPr>
-            <w:tcW w:type="dxa" w:w="2018"/>
-          </w:tcPr>
-          <w:p>
-            <w:r>
-              <w:t>False</w:t>
-            </w:r>
-          </w:p>
-        </w:tc>
-        <w:tc>
-          <w:tcPr>
-            <w:tcW w:type="dxa" w:w="2018"/>
-          </w:tcPr>
-          <w:p>
-            <w:r>
+            <w:tcW w:type="dxa" w:w="1009"/>
+          </w:tcPr>
+          <w:p>
+            <w:r>
+              <w:rPr>
+                <w:sz w:val="16"/>
+              </w:rPr>
+              <w:t>Não</w:t>
+            </w:r>
+          </w:p>
+        </w:tc>
+        <w:tc>
+          <w:tcPr>
+            <w:tcW w:type="dxa" w:w="4138"/>
+          </w:tcPr>
+          <w:p>
+            <w:r>
+              <w:rPr>
+                <w:sz w:val="16"/>
+              </w:rPr>
               <w:t>As causas ainda nao foram diferenciadas dos sintomas.</w:t>
             </w:r>
           </w:p>
         </w:tc>
         <w:tc>
           <w:tcPr>
-            <w:tcW w:type="dxa" w:w="2018"/>
-          </w:tcPr>
-          <w:p>
-            <w:r>
+            <w:tcW w:type="dxa" w:w="1009"/>
+          </w:tcPr>
+          <w:p>
+            <w:r>
+              <w:rPr>
+                <w:sz w:val="16"/>
+              </w:rPr>
               <w:t>absent</w:t>
+            </w:r>
+          </w:p>
+        </w:tc>
+        <w:tc>
+          <w:tcPr>
+            <w:tcW w:type="dxa" w:w="1009"/>
+          </w:tcPr>
+          <w:p>
+            <w:r>
+              <w:rPr>
+                <w:sz w:val="16"/>
+              </w:rPr>
             </w:r>
           </w:p>
         </w:tc>
@@ -377,51 +498,78 @@
       <w:tr>
         <w:tc>
           <w:tcPr>
-            <w:tcW w:type="dxa" w:w="2018"/>
-          </w:tcPr>
-          <w:p>
-            <w:r>
-              <w:t>clarity</w:t>
-            </w:r>
-          </w:p>
-        </w:tc>
-        <w:tc>
-          <w:tcPr>
-            <w:tcW w:type="dxa" w:w="2018"/>
-          </w:tcPr>
-          <w:p>
-            <w:r>
+            <w:tcW w:type="dxa" w:w="1413"/>
+          </w:tcPr>
+          <w:p>
+            <w:r>
+              <w:rPr>
+                <w:sz w:val="16"/>
+              </w:rPr>
+              <w:t>Clareza</w:t>
+            </w:r>
+          </w:p>
+        </w:tc>
+        <w:tc>
+          <w:tcPr>
+            <w:tcW w:type="dxa" w:w="1514"/>
+          </w:tcPr>
+          <w:p>
+            <w:r>
+              <w:rPr>
+                <w:sz w:val="16"/>
+              </w:rPr>
               <w:t>CLA-04</w:t>
             </w:r>
           </w:p>
         </w:tc>
         <w:tc>
           <w:tcPr>
-            <w:tcW w:type="dxa" w:w="2018"/>
-          </w:tcPr>
-          <w:p>
-            <w:r>
-              <w:t>True</w:t>
-            </w:r>
-          </w:p>
-        </w:tc>
-        <w:tc>
-          <w:tcPr>
-            <w:tcW w:type="dxa" w:w="2018"/>
-          </w:tcPr>
-          <w:p>
-            <w:r>
+            <w:tcW w:type="dxa" w:w="1009"/>
+          </w:tcPr>
+          <w:p>
+            <w:r>
+              <w:rPr>
+                <w:sz w:val="16"/>
+              </w:rPr>
+              <w:t>Sim</w:t>
+            </w:r>
+          </w:p>
+        </w:tc>
+        <w:tc>
+          <w:tcPr>
+            <w:tcW w:type="dxa" w:w="4138"/>
+          </w:tcPr>
+          <w:p>
+            <w:r>
+              <w:rPr>
+                <w:sz w:val="16"/>
+              </w:rPr>
               <w:t>O problema ocorre na entrada e no acompanhamento das solicitacoes internas.</w:t>
             </w:r>
           </w:p>
         </w:tc>
         <w:tc>
           <w:tcPr>
-            <w:tcW w:type="dxa" w:w="2018"/>
-          </w:tcPr>
-          <w:p>
-            <w:r>
+            <w:tcW w:type="dxa" w:w="1009"/>
+          </w:tcPr>
+          <w:p>
+            <w:r>
+              <w:rPr>
+                <w:sz w:val="16"/>
+              </w:rPr>
               <w:t>briefing</w:t>
+            </w:r>
+          </w:p>
+        </w:tc>
+        <w:tc>
+          <w:tcPr>
+            <w:tcW w:type="dxa" w:w="1009"/>
+          </w:tcPr>
+          <w:p>
+            <w:r>
+              <w:rPr>
+                <w:sz w:val="16"/>
+              </w:rPr>
             </w:r>
           </w:p>
         </w:tc>
@@ -429,51 +577,78 @@
       <w:tr>
         <w:tc>
           <w:tcPr>
-            <w:tcW w:type="dxa" w:w="2018"/>
-          </w:tcPr>
-          <w:p>
-            <w:r>
-              <w:t>clarity</w:t>
-            </w:r>
-          </w:p>
-        </w:tc>
-        <w:tc>
-          <w:tcPr>
-            <w:tcW w:type="dxa" w:w="2018"/>
-          </w:tcPr>
-          <w:p>
-            <w:r>
+            <w:tcW w:type="dxa" w:w="1413"/>
+          </w:tcPr>
+          <w:p>
+            <w:r>
+              <w:rPr>
+                <w:sz w:val="16"/>
+              </w:rPr>
+              <w:t>Clareza</w:t>
+            </w:r>
+          </w:p>
+        </w:tc>
+        <w:tc>
+          <w:tcPr>
+            <w:tcW w:type="dxa" w:w="1514"/>
+          </w:tcPr>
+          <w:p>
+            <w:r>
+              <w:rPr>
+                <w:sz w:val="16"/>
+              </w:rPr>
               <w:t>CLA-05</w:t>
             </w:r>
           </w:p>
         </w:tc>
         <w:tc>
           <w:tcPr>
-            <w:tcW w:type="dxa" w:w="2018"/>
-          </w:tcPr>
-          <w:p>
-            <w:r>
-              <w:t>True</w:t>
-            </w:r>
-          </w:p>
-        </w:tc>
-        <w:tc>
-          <w:tcPr>
-            <w:tcW w:type="dxa" w:w="2018"/>
-          </w:tcPr>
-          <w:p>
-            <w:r>
+            <w:tcW w:type="dxa" w:w="1009"/>
+          </w:tcPr>
+          <w:p>
+            <w:r>
+              <w:rPr>
+                <w:sz w:val="16"/>
+              </w:rPr>
+              <w:t>Sim</w:t>
+            </w:r>
+          </w:p>
+        </w:tc>
+        <w:tc>
+          <w:tcPr>
+            <w:tcW w:type="dxa" w:w="4138"/>
+          </w:tcPr>
+          <w:p>
+            <w:r>
+              <w:rPr>
+                <w:sz w:val="16"/>
+              </w:rPr>
               <w:t>O fluxo e os atores podem ser compreendidos sem contexto organizacional adicional.</w:t>
             </w:r>
           </w:p>
         </w:tc>
         <w:tc>
           <w:tcPr>
-            <w:tcW w:type="dxa" w:w="2018"/>
-          </w:tcPr>
-          <w:p>
-            <w:r>
+            <w:tcW w:type="dxa" w:w="1009"/>
+          </w:tcPr>
+          <w:p>
+            <w:r>
+              <w:rPr>
+                <w:sz w:val="16"/>
+              </w:rPr>
               <w:t>briefing</w:t>
+            </w:r>
+          </w:p>
+        </w:tc>
+        <w:tc>
+          <w:tcPr>
+            <w:tcW w:type="dxa" w:w="1009"/>
+          </w:tcPr>
+          <w:p>
+            <w:r>
+              <w:rPr>
+                <w:sz w:val="16"/>
+              </w:rPr>
             </w:r>
           </w:p>
         </w:tc>
@@ -481,51 +656,78 @@
       <w:tr>
         <w:tc>
           <w:tcPr>
-            <w:tcW w:type="dxa" w:w="2018"/>
-          </w:tcPr>
-          <w:p>
-            <w:r>
-              <w:t>clarity</w:t>
-            </w:r>
-          </w:p>
-        </w:tc>
-        <w:tc>
-          <w:tcPr>
-            <w:tcW w:type="dxa" w:w="2018"/>
-          </w:tcPr>
-          <w:p>
-            <w:r>
+            <w:tcW w:type="dxa" w:w="1413"/>
+          </w:tcPr>
+          <w:p>
+            <w:r>
+              <w:rPr>
+                <w:sz w:val="16"/>
+              </w:rPr>
+              <w:t>Clareza</w:t>
+            </w:r>
+          </w:p>
+        </w:tc>
+        <w:tc>
+          <w:tcPr>
+            <w:tcW w:type="dxa" w:w="1514"/>
+          </w:tcPr>
+          <w:p>
+            <w:r>
+              <w:rPr>
+                <w:sz w:val="16"/>
+              </w:rPr>
               <w:t>CLA-06</w:t>
             </w:r>
           </w:p>
         </w:tc>
         <w:tc>
           <w:tcPr>
-            <w:tcW w:type="dxa" w:w="2018"/>
-          </w:tcPr>
-          <w:p>
-            <w:r>
-              <w:t>True</w:t>
-            </w:r>
-          </w:p>
-        </w:tc>
-        <w:tc>
-          <w:tcPr>
-            <w:tcW w:type="dxa" w:w="2018"/>
-          </w:tcPr>
-          <w:p>
-            <w:r>
+            <w:tcW w:type="dxa" w:w="1009"/>
+          </w:tcPr>
+          <w:p>
+            <w:r>
+              <w:rPr>
+                <w:sz w:val="16"/>
+              </w:rPr>
+              <w:t>Sim</w:t>
+            </w:r>
+          </w:p>
+        </w:tc>
+        <w:tc>
+          <w:tcPr>
+            <w:tcW w:type="dxa" w:w="4138"/>
+          </w:tcPr>
+          <w:p>
+            <w:r>
+              <w:rPr>
+                <w:sz w:val="16"/>
+              </w:rPr>
               <w:t>O briefing descreve esforco, retrabalho e previsibilidade, sem prescrever tecnologia.</w:t>
             </w:r>
           </w:p>
         </w:tc>
         <w:tc>
           <w:tcPr>
-            <w:tcW w:type="dxa" w:w="2018"/>
-          </w:tcPr>
-          <w:p>
-            <w:r>
+            <w:tcW w:type="dxa" w:w="1009"/>
+          </w:tcPr>
+          <w:p>
+            <w:r>
+              <w:rPr>
+                <w:sz w:val="16"/>
+              </w:rPr>
               <w:t>briefing</w:t>
+            </w:r>
+          </w:p>
+        </w:tc>
+        <w:tc>
+          <w:tcPr>
+            <w:tcW w:type="dxa" w:w="1009"/>
+          </w:tcPr>
+          <w:p>
+            <w:r>
+              <w:rPr>
+                <w:sz w:val="16"/>
+              </w:rPr>
             </w:r>
           </w:p>
         </w:tc>
@@ -533,51 +735,78 @@
       <w:tr>
         <w:tc>
           <w:tcPr>
-            <w:tcW w:type="dxa" w:w="2018"/>
-          </w:tcPr>
-          <w:p>
-            <w:r>
-              <w:t>clarity</w:t>
-            </w:r>
-          </w:p>
-        </w:tc>
-        <w:tc>
-          <w:tcPr>
-            <w:tcW w:type="dxa" w:w="2018"/>
-          </w:tcPr>
-          <w:p>
-            <w:r>
+            <w:tcW w:type="dxa" w:w="1413"/>
+          </w:tcPr>
+          <w:p>
+            <w:r>
+              <w:rPr>
+                <w:sz w:val="16"/>
+              </w:rPr>
+              <w:t>Clareza</w:t>
+            </w:r>
+          </w:p>
+        </w:tc>
+        <w:tc>
+          <w:tcPr>
+            <w:tcW w:type="dxa" w:w="1514"/>
+          </w:tcPr>
+          <w:p>
+            <w:r>
+              <w:rPr>
+                <w:sz w:val="16"/>
+              </w:rPr>
               <w:t>CLA-07</w:t>
             </w:r>
           </w:p>
         </w:tc>
         <w:tc>
           <w:tcPr>
-            <w:tcW w:type="dxa" w:w="2018"/>
-          </w:tcPr>
-          <w:p>
-            <w:r>
-              <w:t>False</w:t>
-            </w:r>
-          </w:p>
-        </w:tc>
-        <w:tc>
-          <w:tcPr>
-            <w:tcW w:type="dxa" w:w="2018"/>
-          </w:tcPr>
-          <w:p>
-            <w:r>
+            <w:tcW w:type="dxa" w:w="1009"/>
+          </w:tcPr>
+          <w:p>
+            <w:r>
+              <w:rPr>
+                <w:sz w:val="16"/>
+              </w:rPr>
+              <w:t>Não</w:t>
+            </w:r>
+          </w:p>
+        </w:tc>
+        <w:tc>
+          <w:tcPr>
+            <w:tcW w:type="dxa" w:w="4138"/>
+          </w:tcPr>
+          <w:p>
+            <w:r>
+              <w:rPr>
+                <w:sz w:val="16"/>
+              </w:rPr>
               <w:t>Nao ha volume, frequencia ou abrangencia quantificada.</w:t>
             </w:r>
           </w:p>
         </w:tc>
         <w:tc>
           <w:tcPr>
-            <w:tcW w:type="dxa" w:w="2018"/>
-          </w:tcPr>
-          <w:p>
-            <w:r>
+            <w:tcW w:type="dxa" w:w="1009"/>
+          </w:tcPr>
+          <w:p>
+            <w:r>
+              <w:rPr>
+                <w:sz w:val="16"/>
+              </w:rPr>
               <w:t>absent</w:t>
+            </w:r>
+          </w:p>
+        </w:tc>
+        <w:tc>
+          <w:tcPr>
+            <w:tcW w:type="dxa" w:w="1009"/>
+          </w:tcPr>
+          <w:p>
+            <w:r>
+              <w:rPr>
+                <w:sz w:val="16"/>
+              </w:rPr>
             </w:r>
           </w:p>
         </w:tc>
@@ -585,51 +814,78 @@
       <w:tr>
         <w:tc>
           <w:tcPr>
-            <w:tcW w:type="dxa" w:w="2018"/>
-          </w:tcPr>
-          <w:p>
-            <w:r>
-              <w:t>clarity</w:t>
-            </w:r>
-          </w:p>
-        </w:tc>
-        <w:tc>
-          <w:tcPr>
-            <w:tcW w:type="dxa" w:w="2018"/>
-          </w:tcPr>
-          <w:p>
-            <w:r>
+            <w:tcW w:type="dxa" w:w="1413"/>
+          </w:tcPr>
+          <w:p>
+            <w:r>
+              <w:rPr>
+                <w:sz w:val="16"/>
+              </w:rPr>
+              <w:t>Clareza</w:t>
+            </w:r>
+          </w:p>
+        </w:tc>
+        <w:tc>
+          <w:tcPr>
+            <w:tcW w:type="dxa" w:w="1514"/>
+          </w:tcPr>
+          <w:p>
+            <w:r>
+              <w:rPr>
+                <w:sz w:val="16"/>
+              </w:rPr>
               <w:t>CLA-08</w:t>
             </w:r>
           </w:p>
         </w:tc>
         <w:tc>
           <w:tcPr>
-            <w:tcW w:type="dxa" w:w="2018"/>
-          </w:tcPr>
-          <w:p>
-            <w:r>
-              <w:t>False</w:t>
-            </w:r>
-          </w:p>
-        </w:tc>
-        <w:tc>
-          <w:tcPr>
-            <w:tcW w:type="dxa" w:w="2018"/>
-          </w:tcPr>
-          <w:p>
-            <w:r>
+            <w:tcW w:type="dxa" w:w="1009"/>
+          </w:tcPr>
+          <w:p>
+            <w:r>
+              <w:rPr>
+                <w:sz w:val="16"/>
+              </w:rPr>
+              <w:t>Não</w:t>
+            </w:r>
+          </w:p>
+        </w:tc>
+        <w:tc>
+          <w:tcPr>
+            <w:tcW w:type="dxa" w:w="4138"/>
+          </w:tcPr>
+          <w:p>
+            <w:r>
+              <w:rPr>
+                <w:sz w:val="16"/>
+              </w:rPr>
               <w:t>O briefing nao registra tentativas anteriores nem declara que nada foi tentado.</w:t>
             </w:r>
           </w:p>
         </w:tc>
         <w:tc>
           <w:tcPr>
-            <w:tcW w:type="dxa" w:w="2018"/>
-          </w:tcPr>
-          <w:p>
-            <w:r>
+            <w:tcW w:type="dxa" w:w="1009"/>
+          </w:tcPr>
+          <w:p>
+            <w:r>
+              <w:rPr>
+                <w:sz w:val="16"/>
+              </w:rPr>
               <w:t>absent</w:t>
+            </w:r>
+          </w:p>
+        </w:tc>
+        <w:tc>
+          <w:tcPr>
+            <w:tcW w:type="dxa" w:w="1009"/>
+          </w:tcPr>
+          <w:p>
+            <w:r>
+              <w:rPr>
+                <w:sz w:val="16"/>
+              </w:rPr>
             </w:r>
           </w:p>
         </w:tc>
@@ -637,51 +893,78 @@
       <w:tr>
         <w:tc>
           <w:tcPr>
-            <w:tcW w:type="dxa" w:w="2018"/>
-          </w:tcPr>
-          <w:p>
-            <w:r>
-              <w:t>clarity</w:t>
-            </w:r>
-          </w:p>
-        </w:tc>
-        <w:tc>
-          <w:tcPr>
-            <w:tcW w:type="dxa" w:w="2018"/>
-          </w:tcPr>
-          <w:p>
-            <w:r>
+            <w:tcW w:type="dxa" w:w="1413"/>
+          </w:tcPr>
+          <w:p>
+            <w:r>
+              <w:rPr>
+                <w:sz w:val="16"/>
+              </w:rPr>
+              <w:t>Clareza</w:t>
+            </w:r>
+          </w:p>
+        </w:tc>
+        <w:tc>
+          <w:tcPr>
+            <w:tcW w:type="dxa" w:w="1514"/>
+          </w:tcPr>
+          <w:p>
+            <w:r>
+              <w:rPr>
+                <w:sz w:val="16"/>
+              </w:rPr>
               <w:t>CLA-09</w:t>
             </w:r>
           </w:p>
         </w:tc>
         <w:tc>
           <w:tcPr>
-            <w:tcW w:type="dxa" w:w="2018"/>
-          </w:tcPr>
-          <w:p>
-            <w:r>
-              <w:t>True</w:t>
-            </w:r>
-          </w:p>
-        </w:tc>
-        <w:tc>
-          <w:tcPr>
-            <w:tcW w:type="dxa" w:w="2018"/>
-          </w:tcPr>
-          <w:p>
-            <w:r>
+            <w:tcW w:type="dxa" w:w="1009"/>
+          </w:tcPr>
+          <w:p>
+            <w:r>
+              <w:rPr>
+                <w:sz w:val="16"/>
+              </w:rPr>
+              <w:t>Sim</w:t>
+            </w:r>
+          </w:p>
+        </w:tc>
+        <w:tc>
+          <w:tcPr>
+            <w:tcW w:type="dxa" w:w="4138"/>
+          </w:tcPr>
+          <w:p>
+            <w:r>
+              <w:rPr>
+                <w:sz w:val="16"/>
+              </w:rPr>
               <w:t>A descricao apresenta contexto, atores e impacto operacional suficientes para iniciar a investigacao.</w:t>
             </w:r>
           </w:p>
         </w:tc>
         <w:tc>
           <w:tcPr>
-            <w:tcW w:type="dxa" w:w="2018"/>
-          </w:tcPr>
-          <w:p>
-            <w:r>
+            <w:tcW w:type="dxa" w:w="1009"/>
+          </w:tcPr>
+          <w:p>
+            <w:r>
+              <w:rPr>
+                <w:sz w:val="16"/>
+              </w:rPr>
               <w:t>briefing</w:t>
+            </w:r>
+          </w:p>
+        </w:tc>
+        <w:tc>
+          <w:tcPr>
+            <w:tcW w:type="dxa" w:w="1009"/>
+          </w:tcPr>
+          <w:p>
+            <w:r>
+              <w:rPr>
+                <w:sz w:val="16"/>
+              </w:rPr>
             </w:r>
           </w:p>
         </w:tc>
@@ -689,51 +972,78 @@
       <w:tr>
         <w:tc>
           <w:tcPr>
-            <w:tcW w:type="dxa" w:w="2018"/>
-          </w:tcPr>
-          <w:p>
-            <w:r>
-              <w:t>clarity</w:t>
-            </w:r>
-          </w:p>
-        </w:tc>
-        <w:tc>
-          <w:tcPr>
-            <w:tcW w:type="dxa" w:w="2018"/>
-          </w:tcPr>
-          <w:p>
-            <w:r>
-              <w:t>CLA-10</w:t>
-            </w:r>
-          </w:p>
-        </w:tc>
-        <w:tc>
-          <w:tcPr>
-            <w:tcW w:type="dxa" w:w="2018"/>
-          </w:tcPr>
-          <w:p>
-            <w:r>
-              <w:t>True</w:t>
-            </w:r>
-          </w:p>
-        </w:tc>
-        <w:tc>
-          <w:tcPr>
-            <w:tcW w:type="dxa" w:w="2018"/>
-          </w:tcPr>
-          <w:p>
-            <w:r>
+            <w:tcW w:type="dxa" w:w="1413"/>
+          </w:tcPr>
+          <w:p>
+            <w:r>
+              <w:rPr>
+                <w:sz w:val="16"/>
+              </w:rPr>
+              <w:t>Clareza</w:t>
+            </w:r>
+          </w:p>
+        </w:tc>
+        <w:tc>
+          <w:tcPr>
+            <w:tcW w:type="dxa" w:w="1514"/>
+          </w:tcPr>
+          <w:p>
+            <w:r>
+              <w:rPr>
+                <w:sz w:val="16"/>
+              </w:rPr>
+              <w:t>CLA-10 (veto)</w:t>
+            </w:r>
+          </w:p>
+        </w:tc>
+        <w:tc>
+          <w:tcPr>
+            <w:tcW w:type="dxa" w:w="1009"/>
+          </w:tcPr>
+          <w:p>
+            <w:r>
+              <w:rPr>
+                <w:sz w:val="16"/>
+              </w:rPr>
+              <w:t>Sim</w:t>
+            </w:r>
+          </w:p>
+        </w:tc>
+        <w:tc>
+          <w:tcPr>
+            <w:tcW w:type="dxa" w:w="4138"/>
+          </w:tcPr>
+          <w:p>
+            <w:r>
+              <w:rPr>
+                <w:sz w:val="16"/>
+              </w:rPr>
               <w:t>Existe um problema real de retrabalho e falta de visibilidade, sem solucao predefinida.</w:t>
             </w:r>
           </w:p>
         </w:tc>
         <w:tc>
           <w:tcPr>
-            <w:tcW w:type="dxa" w:w="2018"/>
-          </w:tcPr>
-          <w:p>
-            <w:r>
+            <w:tcW w:type="dxa" w:w="1009"/>
+          </w:tcPr>
+          <w:p>
+            <w:r>
+              <w:rPr>
+                <w:sz w:val="16"/>
+              </w:rPr>
               <w:t>briefing</w:t>
+            </w:r>
+          </w:p>
+        </w:tc>
+        <w:tc>
+          <w:tcPr>
+            <w:tcW w:type="dxa" w:w="1009"/>
+          </w:tcPr>
+          <w:p>
+            <w:r>
+              <w:rPr>
+                <w:sz w:val="16"/>
+              </w:rPr>
             </w:r>
           </w:p>
         </w:tc>
@@ -741,51 +1051,78 @@
       <w:tr>
         <w:tc>
           <w:tcPr>
-            <w:tcW w:type="dxa" w:w="2018"/>
-          </w:tcPr>
-          <w:p>
-            <w:r>
-              <w:t>evidence</w:t>
-            </w:r>
-          </w:p>
-        </w:tc>
-        <w:tc>
-          <w:tcPr>
-            <w:tcW w:type="dxa" w:w="2018"/>
-          </w:tcPr>
-          <w:p>
-            <w:r>
+            <w:tcW w:type="dxa" w:w="1413"/>
+          </w:tcPr>
+          <w:p>
+            <w:r>
+              <w:rPr>
+                <w:sz w:val="16"/>
+              </w:rPr>
+              <w:t>Evidências</w:t>
+            </w:r>
+          </w:p>
+        </w:tc>
+        <w:tc>
+          <w:tcPr>
+            <w:tcW w:type="dxa" w:w="1514"/>
+          </w:tcPr>
+          <w:p>
+            <w:r>
+              <w:rPr>
+                <w:sz w:val="16"/>
+              </w:rPr>
               <w:t>EVI-01</w:t>
             </w:r>
           </w:p>
         </w:tc>
         <w:tc>
           <w:tcPr>
-            <w:tcW w:type="dxa" w:w="2018"/>
-          </w:tcPr>
-          <w:p>
-            <w:r>
-              <w:t>False</w:t>
-            </w:r>
-          </w:p>
-        </w:tc>
-        <w:tc>
-          <w:tcPr>
-            <w:tcW w:type="dxa" w:w="2018"/>
-          </w:tcPr>
-          <w:p>
-            <w:r>
+            <w:tcW w:type="dxa" w:w="1009"/>
+          </w:tcPr>
+          <w:p>
+            <w:r>
+              <w:rPr>
+                <w:sz w:val="16"/>
+              </w:rPr>
+              <w:t>Não</w:t>
+            </w:r>
+          </w:p>
+        </w:tc>
+        <w:tc>
+          <w:tcPr>
+            <w:tcW w:type="dxa" w:w="4138"/>
+          </w:tcPr>
+          <w:p>
+            <w:r>
+              <w:rPr>
+                <w:sz w:val="16"/>
+              </w:rPr>
               <w:t>Nao ha dado quantitativo no briefing.</w:t>
             </w:r>
           </w:p>
         </w:tc>
         <w:tc>
           <w:tcPr>
-            <w:tcW w:type="dxa" w:w="2018"/>
-          </w:tcPr>
-          <w:p>
-            <w:r>
+            <w:tcW w:type="dxa" w:w="1009"/>
+          </w:tcPr>
+          <w:p>
+            <w:r>
+              <w:rPr>
+                <w:sz w:val="16"/>
+              </w:rPr>
               <w:t>absent</w:t>
+            </w:r>
+          </w:p>
+        </w:tc>
+        <w:tc>
+          <w:tcPr>
+            <w:tcW w:type="dxa" w:w="1009"/>
+          </w:tcPr>
+          <w:p>
+            <w:r>
+              <w:rPr>
+                <w:sz w:val="16"/>
+              </w:rPr>
             </w:r>
           </w:p>
         </w:tc>
@@ -793,51 +1130,78 @@
       <w:tr>
         <w:tc>
           <w:tcPr>
-            <w:tcW w:type="dxa" w:w="2018"/>
-          </w:tcPr>
-          <w:p>
-            <w:r>
-              <w:t>evidence</w:t>
-            </w:r>
-          </w:p>
-        </w:tc>
-        <w:tc>
-          <w:tcPr>
-            <w:tcW w:type="dxa" w:w="2018"/>
-          </w:tcPr>
-          <w:p>
-            <w:r>
+            <w:tcW w:type="dxa" w:w="1413"/>
+          </w:tcPr>
+          <w:p>
+            <w:r>
+              <w:rPr>
+                <w:sz w:val="16"/>
+              </w:rPr>
+              <w:t>Evidências</w:t>
+            </w:r>
+          </w:p>
+        </w:tc>
+        <w:tc>
+          <w:tcPr>
+            <w:tcW w:type="dxa" w:w="1514"/>
+          </w:tcPr>
+          <w:p>
+            <w:r>
+              <w:rPr>
+                <w:sz w:val="16"/>
+              </w:rPr>
               <w:t>EVI-02</w:t>
             </w:r>
           </w:p>
         </w:tc>
         <w:tc>
           <w:tcPr>
-            <w:tcW w:type="dxa" w:w="2018"/>
-          </w:tcPr>
-          <w:p>
-            <w:r>
-              <w:t>False</w:t>
-            </w:r>
-          </w:p>
-        </w:tc>
-        <w:tc>
-          <w:tcPr>
-            <w:tcW w:type="dxa" w:w="2018"/>
-          </w:tcPr>
-          <w:p>
-            <w:r>
+            <w:tcW w:type="dxa" w:w="1009"/>
+          </w:tcPr>
+          <w:p>
+            <w:r>
+              <w:rPr>
+                <w:sz w:val="16"/>
+              </w:rPr>
+              <w:t>Não</w:t>
+            </w:r>
+          </w:p>
+        </w:tc>
+        <w:tc>
+          <w:tcPr>
+            <w:tcW w:type="dxa" w:w="4138"/>
+          </w:tcPr>
+          <w:p>
+            <w:r>
+              <w:rPr>
+                <w:sz w:val="16"/>
+              </w:rPr>
               <w:t>Nao existe fonte de dado quantitativo identificada.</w:t>
             </w:r>
           </w:p>
         </w:tc>
         <w:tc>
           <w:tcPr>
-            <w:tcW w:type="dxa" w:w="2018"/>
-          </w:tcPr>
-          <w:p>
-            <w:r>
+            <w:tcW w:type="dxa" w:w="1009"/>
+          </w:tcPr>
+          <w:p>
+            <w:r>
+              <w:rPr>
+                <w:sz w:val="16"/>
+              </w:rPr>
               <w:t>absent</w:t>
+            </w:r>
+          </w:p>
+        </w:tc>
+        <w:tc>
+          <w:tcPr>
+            <w:tcW w:type="dxa" w:w="1009"/>
+          </w:tcPr>
+          <w:p>
+            <w:r>
+              <w:rPr>
+                <w:sz w:val="16"/>
+              </w:rPr>
             </w:r>
           </w:p>
         </w:tc>
@@ -845,51 +1209,78 @@
       <w:tr>
         <w:tc>
           <w:tcPr>
-            <w:tcW w:type="dxa" w:w="2018"/>
-          </w:tcPr>
-          <w:p>
-            <w:r>
-              <w:t>evidence</w:t>
-            </w:r>
-          </w:p>
-        </w:tc>
-        <w:tc>
-          <w:tcPr>
-            <w:tcW w:type="dxa" w:w="2018"/>
-          </w:tcPr>
-          <w:p>
-            <w:r>
+            <w:tcW w:type="dxa" w:w="1413"/>
+          </w:tcPr>
+          <w:p>
+            <w:r>
+              <w:rPr>
+                <w:sz w:val="16"/>
+              </w:rPr>
+              <w:t>Evidências</w:t>
+            </w:r>
+          </w:p>
+        </w:tc>
+        <w:tc>
+          <w:tcPr>
+            <w:tcW w:type="dxa" w:w="1514"/>
+          </w:tcPr>
+          <w:p>
+            <w:r>
+              <w:rPr>
+                <w:sz w:val="16"/>
+              </w:rPr>
               <w:t>EVI-03</w:t>
             </w:r>
           </w:p>
         </w:tc>
         <w:tc>
           <w:tcPr>
-            <w:tcW w:type="dxa" w:w="2018"/>
-          </w:tcPr>
-          <w:p>
-            <w:r>
-              <w:t>True</w:t>
-            </w:r>
-          </w:p>
-        </w:tc>
-        <w:tc>
-          <w:tcPr>
-            <w:tcW w:type="dxa" w:w="2018"/>
-          </w:tcPr>
-          <w:p>
-            <w:r>
+            <w:tcW w:type="dxa" w:w="1009"/>
+          </w:tcPr>
+          <w:p>
+            <w:r>
+              <w:rPr>
+                <w:sz w:val="16"/>
+              </w:rPr>
+              <w:t>Sim</w:t>
+            </w:r>
+          </w:p>
+        </w:tc>
+        <w:tc>
+          <w:tcPr>
+            <w:tcW w:type="dxa" w:w="4138"/>
+          </w:tcPr>
+          <w:p>
+            <w:r>
+              <w:rPr>
+                <w:sz w:val="16"/>
+              </w:rPr>
               <w:t>As fontes relatam devolucoes e repeticao de triagens.</w:t>
             </w:r>
           </w:p>
         </w:tc>
         <w:tc>
           <w:tcPr>
-            <w:tcW w:type="dxa" w:w="2018"/>
-          </w:tcPr>
-          <w:p>
-            <w:r>
+            <w:tcW w:type="dxa" w:w="1009"/>
+          </w:tcPr>
+          <w:p>
+            <w:r>
+              <w:rPr>
+                <w:sz w:val="16"/>
+              </w:rPr>
               <w:t>briefing</w:t>
+            </w:r>
+          </w:p>
+        </w:tc>
+        <w:tc>
+          <w:tcPr>
+            <w:tcW w:type="dxa" w:w="1009"/>
+          </w:tcPr>
+          <w:p>
+            <w:r>
+              <w:rPr>
+                <w:sz w:val="16"/>
+              </w:rPr>
             </w:r>
           </w:p>
         </w:tc>
@@ -897,51 +1288,78 @@
       <w:tr>
         <w:tc>
           <w:tcPr>
-            <w:tcW w:type="dxa" w:w="2018"/>
-          </w:tcPr>
-          <w:p>
-            <w:r>
-              <w:t>evidence</w:t>
-            </w:r>
-          </w:p>
-        </w:tc>
-        <w:tc>
-          <w:tcPr>
-            <w:tcW w:type="dxa" w:w="2018"/>
-          </w:tcPr>
-          <w:p>
-            <w:r>
+            <w:tcW w:type="dxa" w:w="1413"/>
+          </w:tcPr>
+          <w:p>
+            <w:r>
+              <w:rPr>
+                <w:sz w:val="16"/>
+              </w:rPr>
+              <w:t>Evidências</w:t>
+            </w:r>
+          </w:p>
+        </w:tc>
+        <w:tc>
+          <w:tcPr>
+            <w:tcW w:type="dxa" w:w="1514"/>
+          </w:tcPr>
+          <w:p>
+            <w:r>
+              <w:rPr>
+                <w:sz w:val="16"/>
+              </w:rPr>
               <w:t>EVI-04</w:t>
             </w:r>
           </w:p>
         </w:tc>
         <w:tc>
           <w:tcPr>
-            <w:tcW w:type="dxa" w:w="2018"/>
-          </w:tcPr>
-          <w:p>
-            <w:r>
-              <w:t>True</w:t>
-            </w:r>
-          </w:p>
-        </w:tc>
-        <w:tc>
-          <w:tcPr>
-            <w:tcW w:type="dxa" w:w="2018"/>
-          </w:tcPr>
-          <w:p>
-            <w:r>
+            <w:tcW w:type="dxa" w:w="1009"/>
+          </w:tcPr>
+          <w:p>
+            <w:r>
+              <w:rPr>
+                <w:sz w:val="16"/>
+              </w:rPr>
+              <w:t>Sim</w:t>
+            </w:r>
+          </w:p>
+        </w:tc>
+        <w:tc>
+          <w:tcPr>
+            <w:tcW w:type="dxa" w:w="4138"/>
+          </w:tcPr>
+          <w:p>
+            <w:r>
+              <w:rPr>
+                <w:sz w:val="16"/>
+              </w:rPr>
               <w:t>Os relatos tratam especificamente das solicitacoes internas descritas.</w:t>
             </w:r>
           </w:p>
         </w:tc>
         <w:tc>
           <w:tcPr>
-            <w:tcW w:type="dxa" w:w="2018"/>
-          </w:tcPr>
-          <w:p>
-            <w:r>
+            <w:tcW w:type="dxa" w:w="1009"/>
+          </w:tcPr>
+          <w:p>
+            <w:r>
+              <w:rPr>
+                <w:sz w:val="16"/>
+              </w:rPr>
               <w:t>briefing</w:t>
+            </w:r>
+          </w:p>
+        </w:tc>
+        <w:tc>
+          <w:tcPr>
+            <w:tcW w:type="dxa" w:w="1009"/>
+          </w:tcPr>
+          <w:p>
+            <w:r>
+              <w:rPr>
+                <w:sz w:val="16"/>
+              </w:rPr>
             </w:r>
           </w:p>
         </w:tc>
@@ -949,51 +1367,78 @@
       <w:tr>
         <w:tc>
           <w:tcPr>
-            <w:tcW w:type="dxa" w:w="2018"/>
-          </w:tcPr>
-          <w:p>
-            <w:r>
-              <w:t>evidence</w:t>
-            </w:r>
-          </w:p>
-        </w:tc>
-        <w:tc>
-          <w:tcPr>
-            <w:tcW w:type="dxa" w:w="2018"/>
-          </w:tcPr>
-          <w:p>
-            <w:r>
+            <w:tcW w:type="dxa" w:w="1413"/>
+          </w:tcPr>
+          <w:p>
+            <w:r>
+              <w:rPr>
+                <w:sz w:val="16"/>
+              </w:rPr>
+              <w:t>Evidências</w:t>
+            </w:r>
+          </w:p>
+        </w:tc>
+        <w:tc>
+          <w:tcPr>
+            <w:tcW w:type="dxa" w:w="1514"/>
+          </w:tcPr>
+          <w:p>
+            <w:r>
+              <w:rPr>
+                <w:sz w:val="16"/>
+              </w:rPr>
               <w:t>EVI-05</w:t>
             </w:r>
           </w:p>
         </w:tc>
         <w:tc>
           <w:tcPr>
-            <w:tcW w:type="dxa" w:w="2018"/>
-          </w:tcPr>
-          <w:p>
-            <w:r>
-              <w:t>False</w:t>
-            </w:r>
-          </w:p>
-        </w:tc>
-        <w:tc>
-          <w:tcPr>
-            <w:tcW w:type="dxa" w:w="2018"/>
-          </w:tcPr>
-          <w:p>
-            <w:r>
+            <w:tcW w:type="dxa" w:w="1009"/>
+          </w:tcPr>
+          <w:p>
+            <w:r>
+              <w:rPr>
+                <w:sz w:val="16"/>
+              </w:rPr>
+              <w:t>Não</w:t>
+            </w:r>
+          </w:p>
+        </w:tc>
+        <w:tc>
+          <w:tcPr>
+            <w:tcW w:type="dxa" w:w="4138"/>
+          </w:tcPr>
+          <w:p>
+            <w:r>
+              <w:rPr>
+                <w:sz w:val="16"/>
+              </w:rPr>
               <w:t>Nao ha prazo, perda ou risco que demonstre urgencia.</w:t>
             </w:r>
           </w:p>
         </w:tc>
         <w:tc>
           <w:tcPr>
-            <w:tcW w:type="dxa" w:w="2018"/>
-          </w:tcPr>
-          <w:p>
-            <w:r>
+            <w:tcW w:type="dxa" w:w="1009"/>
+          </w:tcPr>
+          <w:p>
+            <w:r>
+              <w:rPr>
+                <w:sz w:val="16"/>
+              </w:rPr>
               <w:t>absent</w:t>
+            </w:r>
+          </w:p>
+        </w:tc>
+        <w:tc>
+          <w:tcPr>
+            <w:tcW w:type="dxa" w:w="1009"/>
+          </w:tcPr>
+          <w:p>
+            <w:r>
+              <w:rPr>
+                <w:sz w:val="16"/>
+              </w:rPr>
             </w:r>
           </w:p>
         </w:tc>
@@ -1001,51 +1446,78 @@
       <w:tr>
         <w:tc>
           <w:tcPr>
-            <w:tcW w:type="dxa" w:w="2018"/>
-          </w:tcPr>
-          <w:p>
-            <w:r>
-              <w:t>evidence</w:t>
-            </w:r>
-          </w:p>
-        </w:tc>
-        <w:tc>
-          <w:tcPr>
-            <w:tcW w:type="dxa" w:w="2018"/>
-          </w:tcPr>
-          <w:p>
-            <w:r>
-              <w:t>EVI-06</w:t>
-            </w:r>
-          </w:p>
-        </w:tc>
-        <w:tc>
-          <w:tcPr>
-            <w:tcW w:type="dxa" w:w="2018"/>
-          </w:tcPr>
-          <w:p>
-            <w:r>
-              <w:t>True</w:t>
-            </w:r>
-          </w:p>
-        </w:tc>
-        <w:tc>
-          <w:tcPr>
-            <w:tcW w:type="dxa" w:w="2018"/>
-          </w:tcPr>
-          <w:p>
-            <w:r>
+            <w:tcW w:type="dxa" w:w="1413"/>
+          </w:tcPr>
+          <w:p>
+            <w:r>
+              <w:rPr>
+                <w:sz w:val="16"/>
+              </w:rPr>
+              <w:t>Evidências</w:t>
+            </w:r>
+          </w:p>
+        </w:tc>
+        <w:tc>
+          <w:tcPr>
+            <w:tcW w:type="dxa" w:w="1514"/>
+          </w:tcPr>
+          <w:p>
+            <w:r>
+              <w:rPr>
+                <w:sz w:val="16"/>
+              </w:rPr>
+              <w:t>EVI-06 (veto)</w:t>
+            </w:r>
+          </w:p>
+        </w:tc>
+        <w:tc>
+          <w:tcPr>
+            <w:tcW w:type="dxa" w:w="1009"/>
+          </w:tcPr>
+          <w:p>
+            <w:r>
+              <w:rPr>
+                <w:sz w:val="16"/>
+              </w:rPr>
+              <w:t>Sim</w:t>
+            </w:r>
+          </w:p>
+        </w:tc>
+        <w:tc>
+          <w:tcPr>
+            <w:tcW w:type="dxa" w:w="4138"/>
+          </w:tcPr>
+          <w:p>
+            <w:r>
+              <w:rPr>
+                <w:sz w:val="16"/>
+              </w:rPr>
               <w:t>Os relatos de devolucoes e triagens repetidas demonstram que o problema ocorre.</w:t>
             </w:r>
           </w:p>
         </w:tc>
         <w:tc>
           <w:tcPr>
-            <w:tcW w:type="dxa" w:w="2018"/>
-          </w:tcPr>
-          <w:p>
-            <w:r>
+            <w:tcW w:type="dxa" w:w="1009"/>
+          </w:tcPr>
+          <w:p>
+            <w:r>
+              <w:rPr>
+                <w:sz w:val="16"/>
+              </w:rPr>
               <w:t>briefing</w:t>
+            </w:r>
+          </w:p>
+        </w:tc>
+        <w:tc>
+          <w:tcPr>
+            <w:tcW w:type="dxa" w:w="1009"/>
+          </w:tcPr>
+          <w:p>
+            <w:r>
+              <w:rPr>
+                <w:sz w:val="16"/>
+              </w:rPr>
             </w:r>
           </w:p>
         </w:tc>
@@ -1053,51 +1525,78 @@
       <w:tr>
         <w:tc>
           <w:tcPr>
-            <w:tcW w:type="dxa" w:w="2018"/>
-          </w:tcPr>
-          <w:p>
-            <w:r>
-              <w:t>evidence</w:t>
-            </w:r>
-          </w:p>
-        </w:tc>
-        <w:tc>
-          <w:tcPr>
-            <w:tcW w:type="dxa" w:w="2018"/>
-          </w:tcPr>
-          <w:p>
-            <w:r>
+            <w:tcW w:type="dxa" w:w="1413"/>
+          </w:tcPr>
+          <w:p>
+            <w:r>
+              <w:rPr>
+                <w:sz w:val="16"/>
+              </w:rPr>
+              <w:t>Evidências</w:t>
+            </w:r>
+          </w:p>
+        </w:tc>
+        <w:tc>
+          <w:tcPr>
+            <w:tcW w:type="dxa" w:w="1514"/>
+          </w:tcPr>
+          <w:p>
+            <w:r>
+              <w:rPr>
+                <w:sz w:val="16"/>
+              </w:rPr>
               <w:t>EVI-07</w:t>
             </w:r>
           </w:p>
         </w:tc>
         <w:tc>
           <w:tcPr>
-            <w:tcW w:type="dxa" w:w="2018"/>
-          </w:tcPr>
-          <w:p>
-            <w:r>
-              <w:t>False</w:t>
-            </w:r>
-          </w:p>
-        </w:tc>
-        <w:tc>
-          <w:tcPr>
-            <w:tcW w:type="dxa" w:w="2018"/>
-          </w:tcPr>
-          <w:p>
-            <w:r>
+            <w:tcW w:type="dxa" w:w="1009"/>
+          </w:tcPr>
+          <w:p>
+            <w:r>
+              <w:rPr>
+                <w:sz w:val="16"/>
+              </w:rPr>
+              <w:t>Não</w:t>
+            </w:r>
+          </w:p>
+        </w:tc>
+        <w:tc>
+          <w:tcPr>
+            <w:tcW w:type="dxa" w:w="4138"/>
+          </w:tcPr>
+          <w:p>
+            <w:r>
+              <w:rPr>
+                <w:sz w:val="16"/>
+              </w:rPr>
               <w:t>As fontes ou perspectivas dos relatos nao estao identificadas individualmente.</w:t>
             </w:r>
           </w:p>
         </w:tc>
         <w:tc>
           <w:tcPr>
-            <w:tcW w:type="dxa" w:w="2018"/>
-          </w:tcPr>
-          <w:p>
-            <w:r>
+            <w:tcW w:type="dxa" w:w="1009"/>
+          </w:tcPr>
+          <w:p>
+            <w:r>
+              <w:rPr>
+                <w:sz w:val="16"/>
+              </w:rPr>
               <w:t>absent</w:t>
+            </w:r>
+          </w:p>
+        </w:tc>
+        <w:tc>
+          <w:tcPr>
+            <w:tcW w:type="dxa" w:w="1009"/>
+          </w:tcPr>
+          <w:p>
+            <w:r>
+              <w:rPr>
+                <w:sz w:val="16"/>
+              </w:rPr>
             </w:r>
           </w:p>
         </w:tc>
@@ -1105,51 +1604,78 @@
       <w:tr>
         <w:tc>
           <w:tcPr>
-            <w:tcW w:type="dxa" w:w="2018"/>
-          </w:tcPr>
-          <w:p>
-            <w:r>
-              <w:t>evidence</w:t>
-            </w:r>
-          </w:p>
-        </w:tc>
-        <w:tc>
-          <w:tcPr>
-            <w:tcW w:type="dxa" w:w="2018"/>
-          </w:tcPr>
-          <w:p>
-            <w:r>
+            <w:tcW w:type="dxa" w:w="1413"/>
+          </w:tcPr>
+          <w:p>
+            <w:r>
+              <w:rPr>
+                <w:sz w:val="16"/>
+              </w:rPr>
+              <w:t>Evidências</w:t>
+            </w:r>
+          </w:p>
+        </w:tc>
+        <w:tc>
+          <w:tcPr>
+            <w:tcW w:type="dxa" w:w="1514"/>
+          </w:tcPr>
+          <w:p>
+            <w:r>
+              <w:rPr>
+                <w:sz w:val="16"/>
+              </w:rPr>
               <w:t>EVI-08</w:t>
             </w:r>
           </w:p>
         </w:tc>
         <w:tc>
           <w:tcPr>
-            <w:tcW w:type="dxa" w:w="2018"/>
-          </w:tcPr>
-          <w:p>
-            <w:r>
-              <w:t>False</w:t>
-            </w:r>
-          </w:p>
-        </w:tc>
-        <w:tc>
-          <w:tcPr>
-            <w:tcW w:type="dxa" w:w="2018"/>
-          </w:tcPr>
-          <w:p>
-            <w:r>
+            <w:tcW w:type="dxa" w:w="1009"/>
+          </w:tcPr>
+          <w:p>
+            <w:r>
+              <w:rPr>
+                <w:sz w:val="16"/>
+              </w:rPr>
+              <w:t>Não</w:t>
+            </w:r>
+          </w:p>
+        </w:tc>
+        <w:tc>
+          <w:tcPr>
+            <w:tcW w:type="dxa" w:w="4138"/>
+          </w:tcPr>
+          <w:p>
+            <w:r>
+              <w:rPr>
+                <w:sz w:val="16"/>
+              </w:rPr>
               <w:t>Os relatos nao possuem periodo de referencia.</w:t>
             </w:r>
           </w:p>
         </w:tc>
         <w:tc>
           <w:tcPr>
-            <w:tcW w:type="dxa" w:w="2018"/>
-          </w:tcPr>
-          <w:p>
-            <w:r>
+            <w:tcW w:type="dxa" w:w="1009"/>
+          </w:tcPr>
+          <w:p>
+            <w:r>
+              <w:rPr>
+                <w:sz w:val="16"/>
+              </w:rPr>
               <w:t>absent</w:t>
+            </w:r>
+          </w:p>
+        </w:tc>
+        <w:tc>
+          <w:tcPr>
+            <w:tcW w:type="dxa" w:w="1009"/>
+          </w:tcPr>
+          <w:p>
+            <w:r>
+              <w:rPr>
+                <w:sz w:val="16"/>
+              </w:rPr>
             </w:r>
           </w:p>
         </w:tc>
@@ -1157,51 +1683,78 @@
       <w:tr>
         <w:tc>
           <w:tcPr>
-            <w:tcW w:type="dxa" w:w="2018"/>
-          </w:tcPr>
-          <w:p>
-            <w:r>
-              <w:t>evidence</w:t>
-            </w:r>
-          </w:p>
-        </w:tc>
-        <w:tc>
-          <w:tcPr>
-            <w:tcW w:type="dxa" w:w="2018"/>
-          </w:tcPr>
-          <w:p>
-            <w:r>
+            <w:tcW w:type="dxa" w:w="1413"/>
+          </w:tcPr>
+          <w:p>
+            <w:r>
+              <w:rPr>
+                <w:sz w:val="16"/>
+              </w:rPr>
+              <w:t>Evidências</w:t>
+            </w:r>
+          </w:p>
+        </w:tc>
+        <w:tc>
+          <w:tcPr>
+            <w:tcW w:type="dxa" w:w="1514"/>
+          </w:tcPr>
+          <w:p>
+            <w:r>
+              <w:rPr>
+                <w:sz w:val="16"/>
+              </w:rPr>
               <w:t>EVI-09</w:t>
             </w:r>
           </w:p>
         </w:tc>
         <w:tc>
           <w:tcPr>
-            <w:tcW w:type="dxa" w:w="2018"/>
-          </w:tcPr>
-          <w:p>
-            <w:r>
-              <w:t>False</w:t>
-            </w:r>
-          </w:p>
-        </w:tc>
-        <w:tc>
-          <w:tcPr>
-            <w:tcW w:type="dxa" w:w="2018"/>
-          </w:tcPr>
-          <w:p>
-            <w:r>
+            <w:tcW w:type="dxa" w:w="1009"/>
+          </w:tcPr>
+          <w:p>
+            <w:r>
+              <w:rPr>
+                <w:sz w:val="16"/>
+              </w:rPr>
+              <w:t>Não</w:t>
+            </w:r>
+          </w:p>
+        </w:tc>
+        <w:tc>
+          <w:tcPr>
+            <w:tcW w:type="dxa" w:w="4138"/>
+          </w:tcPr>
+          <w:p>
+            <w:r>
+              <w:rPr>
+                <w:sz w:val="16"/>
+              </w:rPr>
               <w:t>O impacto operacional nao foi medido.</w:t>
             </w:r>
           </w:p>
         </w:tc>
         <w:tc>
           <w:tcPr>
-            <w:tcW w:type="dxa" w:w="2018"/>
-          </w:tcPr>
-          <w:p>
-            <w:r>
+            <w:tcW w:type="dxa" w:w="1009"/>
+          </w:tcPr>
+          <w:p>
+            <w:r>
+              <w:rPr>
+                <w:sz w:val="16"/>
+              </w:rPr>
               <w:t>absent</w:t>
+            </w:r>
+          </w:p>
+        </w:tc>
+        <w:tc>
+          <w:tcPr>
+            <w:tcW w:type="dxa" w:w="1009"/>
+          </w:tcPr>
+          <w:p>
+            <w:r>
+              <w:rPr>
+                <w:sz w:val="16"/>
+              </w:rPr>
             </w:r>
           </w:p>
         </w:tc>
@@ -1209,51 +1762,78 @@
       <w:tr>
         <w:tc>
           <w:tcPr>
-            <w:tcW w:type="dxa" w:w="2018"/>
-          </w:tcPr>
-          <w:p>
-            <w:r>
-              <w:t>evidence</w:t>
-            </w:r>
-          </w:p>
-        </w:tc>
-        <w:tc>
-          <w:tcPr>
-            <w:tcW w:type="dxa" w:w="2018"/>
-          </w:tcPr>
-          <w:p>
-            <w:r>
+            <w:tcW w:type="dxa" w:w="1413"/>
+          </w:tcPr>
+          <w:p>
+            <w:r>
+              <w:rPr>
+                <w:sz w:val="16"/>
+              </w:rPr>
+              <w:t>Evidências</w:t>
+            </w:r>
+          </w:p>
+        </w:tc>
+        <w:tc>
+          <w:tcPr>
+            <w:tcW w:type="dxa" w:w="1514"/>
+          </w:tcPr>
+          <w:p>
+            <w:r>
+              <w:rPr>
+                <w:sz w:val="16"/>
+              </w:rPr>
               <w:t>EVI-10</w:t>
             </w:r>
           </w:p>
         </w:tc>
         <w:tc>
           <w:tcPr>
-            <w:tcW w:type="dxa" w:w="2018"/>
-          </w:tcPr>
-          <w:p>
-            <w:r>
-              <w:t>False</w:t>
-            </w:r>
-          </w:p>
-        </w:tc>
-        <w:tc>
-          <w:tcPr>
-            <w:tcW w:type="dxa" w:w="2018"/>
-          </w:tcPr>
-          <w:p>
-            <w:r>
+            <w:tcW w:type="dxa" w:w="1009"/>
+          </w:tcPr>
+          <w:p>
+            <w:r>
+              <w:rPr>
+                <w:sz w:val="16"/>
+              </w:rPr>
+              <w:t>Não</w:t>
+            </w:r>
+          </w:p>
+        </w:tc>
+        <w:tc>
+          <w:tcPr>
+            <w:tcW w:type="dxa" w:w="4138"/>
+          </w:tcPr>
+          <w:p>
+            <w:r>
+              <w:rPr>
+                <w:sz w:val="16"/>
+              </w:rPr>
               <w:t>As evidencias nao permitem comparar a prioridade com outros problemas.</w:t>
             </w:r>
           </w:p>
         </w:tc>
         <w:tc>
           <w:tcPr>
-            <w:tcW w:type="dxa" w:w="2018"/>
-          </w:tcPr>
-          <w:p>
-            <w:r>
+            <w:tcW w:type="dxa" w:w="1009"/>
+          </w:tcPr>
+          <w:p>
+            <w:r>
+              <w:rPr>
+                <w:sz w:val="16"/>
+              </w:rPr>
               <w:t>absent</w:t>
+            </w:r>
+          </w:p>
+        </w:tc>
+        <w:tc>
+          <w:tcPr>
+            <w:tcW w:type="dxa" w:w="1009"/>
+          </w:tcPr>
+          <w:p>
+            <w:r>
+              <w:rPr>
+                <w:sz w:val="16"/>
+              </w:rPr>
             </w:r>
           </w:p>
         </w:tc>
@@ -1261,51 +1841,78 @@
       <w:tr>
         <w:tc>
           <w:tcPr>
-            <w:tcW w:type="dxa" w:w="2018"/>
-          </w:tcPr>
-          <w:p>
-            <w:r>
-              <w:t>outcomes</w:t>
-            </w:r>
-          </w:p>
-        </w:tc>
-        <w:tc>
-          <w:tcPr>
-            <w:tcW w:type="dxa" w:w="2018"/>
-          </w:tcPr>
-          <w:p>
-            <w:r>
+            <w:tcW w:type="dxa" w:w="1413"/>
+          </w:tcPr>
+          <w:p>
+            <w:r>
+              <w:rPr>
+                <w:sz w:val="16"/>
+              </w:rPr>
+              <w:t>Resultados</w:t>
+            </w:r>
+          </w:p>
+        </w:tc>
+        <w:tc>
+          <w:tcPr>
+            <w:tcW w:type="dxa" w:w="1514"/>
+          </w:tcPr>
+          <w:p>
+            <w:r>
+              <w:rPr>
+                <w:sz w:val="16"/>
+              </w:rPr>
               <w:t>OUT-01</w:t>
             </w:r>
           </w:p>
         </w:tc>
         <w:tc>
           <w:tcPr>
-            <w:tcW w:type="dxa" w:w="2018"/>
-          </w:tcPr>
-          <w:p>
-            <w:r>
-              <w:t>True</w:t>
-            </w:r>
-          </w:p>
-        </w:tc>
-        <w:tc>
-          <w:tcPr>
-            <w:tcW w:type="dxa" w:w="2018"/>
-          </w:tcPr>
-          <w:p>
-            <w:r>
+            <w:tcW w:type="dxa" w:w="1009"/>
+          </w:tcPr>
+          <w:p>
+            <w:r>
+              <w:rPr>
+                <w:sz w:val="16"/>
+              </w:rPr>
+              <w:t>Sim</w:t>
+            </w:r>
+          </w:p>
+        </w:tc>
+        <w:tc>
+          <w:tcPr>
+            <w:tcW w:type="dxa" w:w="4138"/>
+          </w:tcPr>
+          <w:p>
+            <w:r>
+              <w:rPr>
+                <w:sz w:val="16"/>
+              </w:rPr>
               <w:t>Reduzir retrabalho e tornar o processo previsivel descrevem mudancas de resultado.</w:t>
             </w:r>
           </w:p>
         </w:tc>
         <w:tc>
           <w:tcPr>
-            <w:tcW w:type="dxa" w:w="2018"/>
-          </w:tcPr>
-          <w:p>
-            <w:r>
+            <w:tcW w:type="dxa" w:w="1009"/>
+          </w:tcPr>
+          <w:p>
+            <w:r>
+              <w:rPr>
+                <w:sz w:val="16"/>
+              </w:rPr>
               <w:t>briefing</w:t>
+            </w:r>
+          </w:p>
+        </w:tc>
+        <w:tc>
+          <w:tcPr>
+            <w:tcW w:type="dxa" w:w="1009"/>
+          </w:tcPr>
+          <w:p>
+            <w:r>
+              <w:rPr>
+                <w:sz w:val="16"/>
+              </w:rPr>
             </w:r>
           </w:p>
         </w:tc>
@@ -1313,51 +1920,78 @@
       <w:tr>
         <w:tc>
           <w:tcPr>
-            <w:tcW w:type="dxa" w:w="2018"/>
-          </w:tcPr>
-          <w:p>
-            <w:r>
-              <w:t>outcomes</w:t>
-            </w:r>
-          </w:p>
-        </w:tc>
-        <w:tc>
-          <w:tcPr>
-            <w:tcW w:type="dxa" w:w="2018"/>
-          </w:tcPr>
-          <w:p>
-            <w:r>
+            <w:tcW w:type="dxa" w:w="1413"/>
+          </w:tcPr>
+          <w:p>
+            <w:r>
+              <w:rPr>
+                <w:sz w:val="16"/>
+              </w:rPr>
+              <w:t>Resultados</w:t>
+            </w:r>
+          </w:p>
+        </w:tc>
+        <w:tc>
+          <w:tcPr>
+            <w:tcW w:type="dxa" w:w="1514"/>
+          </w:tcPr>
+          <w:p>
+            <w:r>
+              <w:rPr>
+                <w:sz w:val="16"/>
+              </w:rPr>
               <w:t>OUT-02</w:t>
             </w:r>
           </w:p>
         </w:tc>
         <w:tc>
           <w:tcPr>
-            <w:tcW w:type="dxa" w:w="2018"/>
-          </w:tcPr>
-          <w:p>
-            <w:r>
-              <w:t>False</w:t>
-            </w:r>
-          </w:p>
-        </w:tc>
-        <w:tc>
-          <w:tcPr>
-            <w:tcW w:type="dxa" w:w="2018"/>
-          </w:tcPr>
-          <w:p>
-            <w:r>
+            <w:tcW w:type="dxa" w:w="1009"/>
+          </w:tcPr>
+          <w:p>
+            <w:r>
+              <w:rPr>
+                <w:sz w:val="16"/>
+              </w:rPr>
+              <w:t>Não</w:t>
+            </w:r>
+          </w:p>
+        </w:tc>
+        <w:tc>
+          <w:tcPr>
+            <w:tcW w:type="dxa" w:w="4138"/>
+          </w:tcPr>
+          <w:p>
+            <w:r>
+              <w:rPr>
+                <w:sz w:val="16"/>
+              </w:rPr>
               <w:t>Nao existe meta quantificada.</w:t>
             </w:r>
           </w:p>
         </w:tc>
         <w:tc>
           <w:tcPr>
-            <w:tcW w:type="dxa" w:w="2018"/>
-          </w:tcPr>
-          <w:p>
-            <w:r>
+            <w:tcW w:type="dxa" w:w="1009"/>
+          </w:tcPr>
+          <w:p>
+            <w:r>
+              <w:rPr>
+                <w:sz w:val="16"/>
+              </w:rPr>
               <w:t>absent</w:t>
+            </w:r>
+          </w:p>
+        </w:tc>
+        <w:tc>
+          <w:tcPr>
+            <w:tcW w:type="dxa" w:w="1009"/>
+          </w:tcPr>
+          <w:p>
+            <w:r>
+              <w:rPr>
+                <w:sz w:val="16"/>
+              </w:rPr>
             </w:r>
           </w:p>
         </w:tc>
@@ -1365,51 +1999,78 @@
       <w:tr>
         <w:tc>
           <w:tcPr>
-            <w:tcW w:type="dxa" w:w="2018"/>
-          </w:tcPr>
-          <w:p>
-            <w:r>
-              <w:t>outcomes</w:t>
-            </w:r>
-          </w:p>
-        </w:tc>
-        <w:tc>
-          <w:tcPr>
-            <w:tcW w:type="dxa" w:w="2018"/>
-          </w:tcPr>
-          <w:p>
-            <w:r>
+            <w:tcW w:type="dxa" w:w="1413"/>
+          </w:tcPr>
+          <w:p>
+            <w:r>
+              <w:rPr>
+                <w:sz w:val="16"/>
+              </w:rPr>
+              <w:t>Resultados</w:t>
+            </w:r>
+          </w:p>
+        </w:tc>
+        <w:tc>
+          <w:tcPr>
+            <w:tcW w:type="dxa" w:w="1514"/>
+          </w:tcPr>
+          <w:p>
+            <w:r>
+              <w:rPr>
+                <w:sz w:val="16"/>
+              </w:rPr>
               <w:t>OUT-03</w:t>
             </w:r>
           </w:p>
         </w:tc>
         <w:tc>
           <w:tcPr>
-            <w:tcW w:type="dxa" w:w="2018"/>
-          </w:tcPr>
-          <w:p>
-            <w:r>
-              <w:t>False</w:t>
-            </w:r>
-          </w:p>
-        </w:tc>
-        <w:tc>
-          <w:tcPr>
-            <w:tcW w:type="dxa" w:w="2018"/>
-          </w:tcPr>
-          <w:p>
-            <w:r>
+            <w:tcW w:type="dxa" w:w="1009"/>
+          </w:tcPr>
+          <w:p>
+            <w:r>
+              <w:rPr>
+                <w:sz w:val="16"/>
+              </w:rPr>
+              <w:t>Não</w:t>
+            </w:r>
+          </w:p>
+        </w:tc>
+        <w:tc>
+          <w:tcPr>
+            <w:tcW w:type="dxa" w:w="4138"/>
+          </w:tcPr>
+          <w:p>
+            <w:r>
+              <w:rPr>
+                <w:sz w:val="16"/>
+              </w:rPr>
               <w:t>Nao existe prazo ou horizonte de verificacao.</w:t>
             </w:r>
           </w:p>
         </w:tc>
         <w:tc>
           <w:tcPr>
-            <w:tcW w:type="dxa" w:w="2018"/>
-          </w:tcPr>
-          <w:p>
-            <w:r>
+            <w:tcW w:type="dxa" w:w="1009"/>
+          </w:tcPr>
+          <w:p>
+            <w:r>
+              <w:rPr>
+                <w:sz w:val="16"/>
+              </w:rPr>
               <w:t>absent</w:t>
+            </w:r>
+          </w:p>
+        </w:tc>
+        <w:tc>
+          <w:tcPr>
+            <w:tcW w:type="dxa" w:w="1009"/>
+          </w:tcPr>
+          <w:p>
+            <w:r>
+              <w:rPr>
+                <w:sz w:val="16"/>
+              </w:rPr>
             </w:r>
           </w:p>
         </w:tc>
@@ -1417,51 +2078,78 @@
       <w:tr>
         <w:tc>
           <w:tcPr>
-            <w:tcW w:type="dxa" w:w="2018"/>
-          </w:tcPr>
-          <w:p>
-            <w:r>
-              <w:t>outcomes</w:t>
-            </w:r>
-          </w:p>
-        </w:tc>
-        <w:tc>
-          <w:tcPr>
-            <w:tcW w:type="dxa" w:w="2018"/>
-          </w:tcPr>
-          <w:p>
-            <w:r>
+            <w:tcW w:type="dxa" w:w="1413"/>
+          </w:tcPr>
+          <w:p>
+            <w:r>
+              <w:rPr>
+                <w:sz w:val="16"/>
+              </w:rPr>
+              <w:t>Resultados</w:t>
+            </w:r>
+          </w:p>
+        </w:tc>
+        <w:tc>
+          <w:tcPr>
+            <w:tcW w:type="dxa" w:w="1514"/>
+          </w:tcPr>
+          <w:p>
+            <w:r>
+              <w:rPr>
+                <w:sz w:val="16"/>
+              </w:rPr>
               <w:t>OUT-04</w:t>
             </w:r>
           </w:p>
         </w:tc>
         <w:tc>
           <w:tcPr>
-            <w:tcW w:type="dxa" w:w="2018"/>
-          </w:tcPr>
-          <w:p>
-            <w:r>
-              <w:t>True</w:t>
-            </w:r>
-          </w:p>
-        </w:tc>
-        <w:tc>
-          <w:tcPr>
-            <w:tcW w:type="dxa" w:w="2018"/>
-          </w:tcPr>
-          <w:p>
-            <w:r>
+            <w:tcW w:type="dxa" w:w="1009"/>
+          </w:tcPr>
+          <w:p>
+            <w:r>
+              <w:rPr>
+                <w:sz w:val="16"/>
+              </w:rPr>
+              <w:t>Sim</w:t>
+            </w:r>
+          </w:p>
+        </w:tc>
+        <w:tc>
+          <w:tcPr>
+            <w:tcW w:type="dxa" w:w="4138"/>
+          </w:tcPr>
+          <w:p>
+            <w:r>
+              <w:rPr>
+                <w:sz w:val="16"/>
+              </w:rPr>
               <w:t>Devolucoes e visibilidade de status podem ser verificadas objetivamente.</w:t>
             </w:r>
           </w:p>
         </w:tc>
         <w:tc>
           <w:tcPr>
-            <w:tcW w:type="dxa" w:w="2018"/>
-          </w:tcPr>
-          <w:p>
-            <w:r>
+            <w:tcW w:type="dxa" w:w="1009"/>
+          </w:tcPr>
+          <w:p>
+            <w:r>
+              <w:rPr>
+                <w:sz w:val="16"/>
+              </w:rPr>
               <w:t>briefing</w:t>
+            </w:r>
+          </w:p>
+        </w:tc>
+        <w:tc>
+          <w:tcPr>
+            <w:tcW w:type="dxa" w:w="1009"/>
+          </w:tcPr>
+          <w:p>
+            <w:r>
+              <w:rPr>
+                <w:sz w:val="16"/>
+              </w:rPr>
             </w:r>
           </w:p>
         </w:tc>
@@ -1469,51 +2157,78 @@
       <w:tr>
         <w:tc>
           <w:tcPr>
-            <w:tcW w:type="dxa" w:w="2018"/>
-          </w:tcPr>
-          <w:p>
-            <w:r>
-              <w:t>outcomes</w:t>
-            </w:r>
-          </w:p>
-        </w:tc>
-        <w:tc>
-          <w:tcPr>
-            <w:tcW w:type="dxa" w:w="2018"/>
-          </w:tcPr>
-          <w:p>
-            <w:r>
+            <w:tcW w:type="dxa" w:w="1413"/>
+          </w:tcPr>
+          <w:p>
+            <w:r>
+              <w:rPr>
+                <w:sz w:val="16"/>
+              </w:rPr>
+              <w:t>Resultados</w:t>
+            </w:r>
+          </w:p>
+        </w:tc>
+        <w:tc>
+          <w:tcPr>
+            <w:tcW w:type="dxa" w:w="1514"/>
+          </w:tcPr>
+          <w:p>
+            <w:r>
+              <w:rPr>
+                <w:sz w:val="16"/>
+              </w:rPr>
               <w:t>OUT-05</w:t>
             </w:r>
           </w:p>
         </w:tc>
         <w:tc>
           <w:tcPr>
-            <w:tcW w:type="dxa" w:w="2018"/>
-          </w:tcPr>
-          <w:p>
-            <w:r>
-              <w:t>False</w:t>
-            </w:r>
-          </w:p>
-        </w:tc>
-        <w:tc>
-          <w:tcPr>
-            <w:tcW w:type="dxa" w:w="2018"/>
-          </w:tcPr>
-          <w:p>
-            <w:r>
+            <w:tcW w:type="dxa" w:w="1009"/>
+          </w:tcPr>
+          <w:p>
+            <w:r>
+              <w:rPr>
+                <w:sz w:val="16"/>
+              </w:rPr>
+              <w:t>Não</w:t>
+            </w:r>
+          </w:p>
+        </w:tc>
+        <w:tc>
+          <w:tcPr>
+            <w:tcW w:type="dxa" w:w="4138"/>
+          </w:tcPr>
+          <w:p>
+            <w:r>
+              <w:rPr>
+                <w:sz w:val="16"/>
+              </w:rPr>
               <w:t>A conexao com uma prioridade estrategica nao foi declarada.</w:t>
             </w:r>
           </w:p>
         </w:tc>
         <w:tc>
           <w:tcPr>
-            <w:tcW w:type="dxa" w:w="2018"/>
-          </w:tcPr>
-          <w:p>
-            <w:r>
+            <w:tcW w:type="dxa" w:w="1009"/>
+          </w:tcPr>
+          <w:p>
+            <w:r>
+              <w:rPr>
+                <w:sz w:val="16"/>
+              </w:rPr>
               <w:t>absent</w:t>
+            </w:r>
+          </w:p>
+        </w:tc>
+        <w:tc>
+          <w:tcPr>
+            <w:tcW w:type="dxa" w:w="1009"/>
+          </w:tcPr>
+          <w:p>
+            <w:r>
+              <w:rPr>
+                <w:sz w:val="16"/>
+              </w:rPr>
             </w:r>
           </w:p>
         </w:tc>
@@ -1521,51 +2236,78 @@
       <w:tr>
         <w:tc>
           <w:tcPr>
-            <w:tcW w:type="dxa" w:w="2018"/>
-          </w:tcPr>
-          <w:p>
-            <w:r>
-              <w:t>outcomes</w:t>
-            </w:r>
-          </w:p>
-        </w:tc>
-        <w:tc>
-          <w:tcPr>
-            <w:tcW w:type="dxa" w:w="2018"/>
-          </w:tcPr>
-          <w:p>
-            <w:r>
+            <w:tcW w:type="dxa" w:w="1413"/>
+          </w:tcPr>
+          <w:p>
+            <w:r>
+              <w:rPr>
+                <w:sz w:val="16"/>
+              </w:rPr>
+              <w:t>Resultados</w:t>
+            </w:r>
+          </w:p>
+        </w:tc>
+        <w:tc>
+          <w:tcPr>
+            <w:tcW w:type="dxa" w:w="1514"/>
+          </w:tcPr>
+          <w:p>
+            <w:r>
+              <w:rPr>
+                <w:sz w:val="16"/>
+              </w:rPr>
               <w:t>OUT-06</w:t>
             </w:r>
           </w:p>
         </w:tc>
         <w:tc>
           <w:tcPr>
-            <w:tcW w:type="dxa" w:w="2018"/>
-          </w:tcPr>
-          <w:p>
-            <w:r>
-              <w:t>True</w:t>
-            </w:r>
-          </w:p>
-        </w:tc>
-        <w:tc>
-          <w:tcPr>
-            <w:tcW w:type="dxa" w:w="2018"/>
-          </w:tcPr>
-          <w:p>
-            <w:r>
+            <w:tcW w:type="dxa" w:w="1009"/>
+          </w:tcPr>
+          <w:p>
+            <w:r>
+              <w:rPr>
+                <w:sz w:val="16"/>
+              </w:rPr>
+              <w:t>Sim</w:t>
+            </w:r>
+          </w:p>
+        </w:tc>
+        <w:tc>
+          <w:tcPr>
+            <w:tcW w:type="dxa" w:w="4138"/>
+          </w:tcPr>
+          <w:p>
+            <w:r>
+              <w:rPr>
+                <w:sz w:val="16"/>
+              </w:rPr>
               <w:t>O estado futuro inclui solicitacoes completas, rastreaveis e previsiveis.</w:t>
             </w:r>
           </w:p>
         </w:tc>
         <w:tc>
           <w:tcPr>
-            <w:tcW w:type="dxa" w:w="2018"/>
-          </w:tcPr>
-          <w:p>
-            <w:r>
+            <w:tcW w:type="dxa" w:w="1009"/>
+          </w:tcPr>
+          <w:p>
+            <w:r>
+              <w:rPr>
+                <w:sz w:val="16"/>
+              </w:rPr>
               <w:t>briefing</w:t>
+            </w:r>
+          </w:p>
+        </w:tc>
+        <w:tc>
+          <w:tcPr>
+            <w:tcW w:type="dxa" w:w="1009"/>
+          </w:tcPr>
+          <w:p>
+            <w:r>
+              <w:rPr>
+                <w:sz w:val="16"/>
+              </w:rPr>
             </w:r>
           </w:p>
         </w:tc>
@@ -1573,51 +2315,78 @@
       <w:tr>
         <w:tc>
           <w:tcPr>
-            <w:tcW w:type="dxa" w:w="2018"/>
-          </w:tcPr>
-          <w:p>
-            <w:r>
-              <w:t>outcomes</w:t>
-            </w:r>
-          </w:p>
-        </w:tc>
-        <w:tc>
-          <w:tcPr>
-            <w:tcW w:type="dxa" w:w="2018"/>
-          </w:tcPr>
-          <w:p>
-            <w:r>
+            <w:tcW w:type="dxa" w:w="1413"/>
+          </w:tcPr>
+          <w:p>
+            <w:r>
+              <w:rPr>
+                <w:sz w:val="16"/>
+              </w:rPr>
+              <w:t>Resultados</w:t>
+            </w:r>
+          </w:p>
+        </w:tc>
+        <w:tc>
+          <w:tcPr>
+            <w:tcW w:type="dxa" w:w="1514"/>
+          </w:tcPr>
+          <w:p>
+            <w:r>
+              <w:rPr>
+                <w:sz w:val="16"/>
+              </w:rPr>
               <w:t>OUT-07</w:t>
             </w:r>
           </w:p>
         </w:tc>
         <w:tc>
           <w:tcPr>
-            <w:tcW w:type="dxa" w:w="2018"/>
-          </w:tcPr>
-          <w:p>
-            <w:r>
-              <w:t>True</w:t>
-            </w:r>
-          </w:p>
-        </w:tc>
-        <w:tc>
-          <w:tcPr>
-            <w:tcW w:type="dxa" w:w="2018"/>
-          </w:tcPr>
-          <w:p>
-            <w:r>
+            <w:tcW w:type="dxa" w:w="1009"/>
+          </w:tcPr>
+          <w:p>
+            <w:r>
+              <w:rPr>
+                <w:sz w:val="16"/>
+              </w:rPr>
+              <w:t>Sim</w:t>
+            </w:r>
+          </w:p>
+        </w:tc>
+        <w:tc>
+          <w:tcPr>
+            <w:tcW w:type="dxa" w:w="4138"/>
+          </w:tcPr>
+          <w:p>
+            <w:r>
+              <w:rPr>
+                <w:sz w:val="16"/>
+              </w:rPr>
               <w:t>Os resultados nao prescrevem uma funcionalidade ou ferramenta especifica.</w:t>
             </w:r>
           </w:p>
         </w:tc>
         <w:tc>
           <w:tcPr>
-            <w:tcW w:type="dxa" w:w="2018"/>
-          </w:tcPr>
-          <w:p>
-            <w:r>
+            <w:tcW w:type="dxa" w:w="1009"/>
+          </w:tcPr>
+          <w:p>
+            <w:r>
+              <w:rPr>
+                <w:sz w:val="16"/>
+              </w:rPr>
               <w:t>briefing</w:t>
+            </w:r>
+          </w:p>
+        </w:tc>
+        <w:tc>
+          <w:tcPr>
+            <w:tcW w:type="dxa" w:w="1009"/>
+          </w:tcPr>
+          <w:p>
+            <w:r>
+              <w:rPr>
+                <w:sz w:val="16"/>
+              </w:rPr>
             </w:r>
           </w:p>
         </w:tc>
@@ -1625,51 +2394,78 @@
       <w:tr>
         <w:tc>
           <w:tcPr>
-            <w:tcW w:type="dxa" w:w="2018"/>
-          </w:tcPr>
-          <w:p>
-            <w:r>
-              <w:t>outcomes</w:t>
-            </w:r>
-          </w:p>
-        </w:tc>
-        <w:tc>
-          <w:tcPr>
-            <w:tcW w:type="dxa" w:w="2018"/>
-          </w:tcPr>
-          <w:p>
-            <w:r>
+            <w:tcW w:type="dxa" w:w="1413"/>
+          </w:tcPr>
+          <w:p>
+            <w:r>
+              <w:rPr>
+                <w:sz w:val="16"/>
+              </w:rPr>
+              <w:t>Resultados</w:t>
+            </w:r>
+          </w:p>
+        </w:tc>
+        <w:tc>
+          <w:tcPr>
+            <w:tcW w:type="dxa" w:w="1514"/>
+          </w:tcPr>
+          <w:p>
+            <w:r>
+              <w:rPr>
+                <w:sz w:val="16"/>
+              </w:rPr>
               <w:t>OUT-08</w:t>
             </w:r>
           </w:p>
         </w:tc>
         <w:tc>
           <w:tcPr>
-            <w:tcW w:type="dxa" w:w="2018"/>
-          </w:tcPr>
-          <w:p>
-            <w:r>
-              <w:t>False</w:t>
-            </w:r>
-          </w:p>
-        </w:tc>
-        <w:tc>
-          <w:tcPr>
-            <w:tcW w:type="dxa" w:w="2018"/>
-          </w:tcPr>
-          <w:p>
-            <w:r>
+            <w:tcW w:type="dxa" w:w="1009"/>
+          </w:tcPr>
+          <w:p>
+            <w:r>
+              <w:rPr>
+                <w:sz w:val="16"/>
+              </w:rPr>
+              <w:t>Não</w:t>
+            </w:r>
+          </w:p>
+        </w:tc>
+        <w:tc>
+          <w:tcPr>
+            <w:tcW w:type="dxa" w:w="4138"/>
+          </w:tcPr>
+          <w:p>
+            <w:r>
+              <w:rPr>
+                <w:sz w:val="16"/>
+              </w:rPr>
               <w:t>Premissas e restricoes de viabilidade nao foram registradas.</w:t>
             </w:r>
           </w:p>
         </w:tc>
         <w:tc>
           <w:tcPr>
-            <w:tcW w:type="dxa" w:w="2018"/>
-          </w:tcPr>
-          <w:p>
-            <w:r>
+            <w:tcW w:type="dxa" w:w="1009"/>
+          </w:tcPr>
+          <w:p>
+            <w:r>
+              <w:rPr>
+                <w:sz w:val="16"/>
+              </w:rPr>
               <w:t>absent</w:t>
+            </w:r>
+          </w:p>
+        </w:tc>
+        <w:tc>
+          <w:tcPr>
+            <w:tcW w:type="dxa" w:w="1009"/>
+          </w:tcPr>
+          <w:p>
+            <w:r>
+              <w:rPr>
+                <w:sz w:val="16"/>
+              </w:rPr>
             </w:r>
           </w:p>
         </w:tc>
@@ -1677,51 +2473,78 @@
       <w:tr>
         <w:tc>
           <w:tcPr>
-            <w:tcW w:type="dxa" w:w="2018"/>
-          </w:tcPr>
-          <w:p>
-            <w:r>
-              <w:t>outcomes</w:t>
-            </w:r>
-          </w:p>
-        </w:tc>
-        <w:tc>
-          <w:tcPr>
-            <w:tcW w:type="dxa" w:w="2018"/>
-          </w:tcPr>
-          <w:p>
-            <w:r>
+            <w:tcW w:type="dxa" w:w="1413"/>
+          </w:tcPr>
+          <w:p>
+            <w:r>
+              <w:rPr>
+                <w:sz w:val="16"/>
+              </w:rPr>
+              <w:t>Resultados</w:t>
+            </w:r>
+          </w:p>
+        </w:tc>
+        <w:tc>
+          <w:tcPr>
+            <w:tcW w:type="dxa" w:w="1514"/>
+          </w:tcPr>
+          <w:p>
+            <w:r>
+              <w:rPr>
+                <w:sz w:val="16"/>
+              </w:rPr>
               <w:t>OUT-09</w:t>
             </w:r>
           </w:p>
         </w:tc>
         <w:tc>
           <w:tcPr>
-            <w:tcW w:type="dxa" w:w="2018"/>
-          </w:tcPr>
-          <w:p>
-            <w:r>
-              <w:t>False</w:t>
-            </w:r>
-          </w:p>
-        </w:tc>
-        <w:tc>
-          <w:tcPr>
-            <w:tcW w:type="dxa" w:w="2018"/>
-          </w:tcPr>
-          <w:p>
-            <w:r>
+            <w:tcW w:type="dxa" w:w="1009"/>
+          </w:tcPr>
+          <w:p>
+            <w:r>
+              <w:rPr>
+                <w:sz w:val="16"/>
+              </w:rPr>
+              <w:t>Não</w:t>
+            </w:r>
+          </w:p>
+        </w:tc>
+        <w:tc>
+          <w:tcPr>
+            <w:tcW w:type="dxa" w:w="4138"/>
+          </w:tcPr>
+          <w:p>
+            <w:r>
+              <w:rPr>
+                <w:sz w:val="16"/>
+              </w:rPr>
               <w:t>Nao ha baseline nem metodo de verificacao formalizado.</w:t>
             </w:r>
           </w:p>
         </w:tc>
         <w:tc>
           <w:tcPr>
-            <w:tcW w:type="dxa" w:w="2018"/>
-          </w:tcPr>
-          <w:p>
-            <w:r>
+            <w:tcW w:type="dxa" w:w="1009"/>
+          </w:tcPr>
+          <w:p>
+            <w:r>
+              <w:rPr>
+                <w:sz w:val="16"/>
+              </w:rPr>
               <w:t>absent</w:t>
+            </w:r>
+          </w:p>
+        </w:tc>
+        <w:tc>
+          <w:tcPr>
+            <w:tcW w:type="dxa" w:w="1009"/>
+          </w:tcPr>
+          <w:p>
+            <w:r>
+              <w:rPr>
+                <w:sz w:val="16"/>
+              </w:rPr>
             </w:r>
           </w:p>
         </w:tc>
@@ -1729,51 +2552,78 @@
       <w:tr>
         <w:tc>
           <w:tcPr>
-            <w:tcW w:type="dxa" w:w="2018"/>
-          </w:tcPr>
-          <w:p>
-            <w:r>
-              <w:t>outcomes</w:t>
-            </w:r>
-          </w:p>
-        </w:tc>
-        <w:tc>
-          <w:tcPr>
-            <w:tcW w:type="dxa" w:w="2018"/>
-          </w:tcPr>
-          <w:p>
-            <w:r>
-              <w:t>OUT-10</w:t>
-            </w:r>
-          </w:p>
-        </w:tc>
-        <w:tc>
-          <w:tcPr>
-            <w:tcW w:type="dxa" w:w="2018"/>
-          </w:tcPr>
-          <w:p>
-            <w:r>
-              <w:t>True</w:t>
-            </w:r>
-          </w:p>
-        </w:tc>
-        <w:tc>
-          <w:tcPr>
-            <w:tcW w:type="dxa" w:w="2018"/>
-          </w:tcPr>
-          <w:p>
-            <w:r>
+            <w:tcW w:type="dxa" w:w="1413"/>
+          </w:tcPr>
+          <w:p>
+            <w:r>
+              <w:rPr>
+                <w:sz w:val="16"/>
+              </w:rPr>
+              <w:t>Resultados</w:t>
+            </w:r>
+          </w:p>
+        </w:tc>
+        <w:tc>
+          <w:tcPr>
+            <w:tcW w:type="dxa" w:w="1514"/>
+          </w:tcPr>
+          <w:p>
+            <w:r>
+              <w:rPr>
+                <w:sz w:val="16"/>
+              </w:rPr>
+              <w:t>OUT-10 (veto)</w:t>
+            </w:r>
+          </w:p>
+        </w:tc>
+        <w:tc>
+          <w:tcPr>
+            <w:tcW w:type="dxa" w:w="1009"/>
+          </w:tcPr>
+          <w:p>
+            <w:r>
+              <w:rPr>
+                <w:sz w:val="16"/>
+              </w:rPr>
+              <w:t>Sim</w:t>
+            </w:r>
+          </w:p>
+        </w:tc>
+        <w:tc>
+          <w:tcPr>
+            <w:tcW w:type="dxa" w:w="4138"/>
+          </w:tcPr>
+          <w:p>
+            <w:r>
+              <w:rPr>
+                <w:sz w:val="16"/>
+              </w:rPr>
               <w:t>Existe pelo menos um outcome definido alem de funcionalidades.</w:t>
             </w:r>
           </w:p>
         </w:tc>
         <w:tc>
           <w:tcPr>
-            <w:tcW w:type="dxa" w:w="2018"/>
-          </w:tcPr>
-          <w:p>
-            <w:r>
+            <w:tcW w:type="dxa" w:w="1009"/>
+          </w:tcPr>
+          <w:p>
+            <w:r>
+              <w:rPr>
+                <w:sz w:val="16"/>
+              </w:rPr>
               <w:t>briefing</w:t>
+            </w:r>
+          </w:p>
+        </w:tc>
+        <w:tc>
+          <w:tcPr>
+            <w:tcW w:type="dxa" w:w="1009"/>
+          </w:tcPr>
+          <w:p>
+            <w:r>
+              <w:rPr>
+                <w:sz w:val="16"/>
+              </w:rPr>
             </w:r>
           </w:p>
         </w:tc>
@@ -1781,51 +2631,78 @@
       <w:tr>
         <w:tc>
           <w:tcPr>
-            <w:tcW w:type="dxa" w:w="2018"/>
-          </w:tcPr>
-          <w:p>
-            <w:r>
-              <w:t>actionability</w:t>
-            </w:r>
-          </w:p>
-        </w:tc>
-        <w:tc>
-          <w:tcPr>
-            <w:tcW w:type="dxa" w:w="2018"/>
-          </w:tcPr>
-          <w:p>
-            <w:r>
+            <w:tcW w:type="dxa" w:w="1413"/>
+          </w:tcPr>
+          <w:p>
+            <w:r>
+              <w:rPr>
+                <w:sz w:val="16"/>
+              </w:rPr>
+              <w:t>Acionabilidade</w:t>
+            </w:r>
+          </w:p>
+        </w:tc>
+        <w:tc>
+          <w:tcPr>
+            <w:tcW w:type="dxa" w:w="1514"/>
+          </w:tcPr>
+          <w:p>
+            <w:r>
+              <w:rPr>
+                <w:sz w:val="16"/>
+              </w:rPr>
               <w:t>ACT-01</w:t>
             </w:r>
           </w:p>
         </w:tc>
         <w:tc>
           <w:tcPr>
-            <w:tcW w:type="dxa" w:w="2018"/>
-          </w:tcPr>
-          <w:p>
-            <w:r>
-              <w:t>True</w:t>
-            </w:r>
-          </w:p>
-        </w:tc>
-        <w:tc>
-          <w:tcPr>
-            <w:tcW w:type="dxa" w:w="2018"/>
-          </w:tcPr>
-          <w:p>
-            <w:r>
+            <w:tcW w:type="dxa" w:w="1009"/>
+          </w:tcPr>
+          <w:p>
+            <w:r>
+              <w:rPr>
+                <w:sz w:val="16"/>
+              </w:rPr>
+              <w:t>Sim</w:t>
+            </w:r>
+          </w:p>
+        </w:tc>
+        <w:tc>
+          <w:tcPr>
+            <w:tcW w:type="dxa" w:w="4138"/>
+          </w:tcPr>
+          <w:p>
+            <w:r>
+              <w:rPr>
+                <w:sz w:val="16"/>
+              </w:rPr>
               <w:t>Uma equipe externa consegue compreender o problema e os atores principais.</w:t>
             </w:r>
           </w:p>
         </w:tc>
         <w:tc>
           <w:tcPr>
-            <w:tcW w:type="dxa" w:w="2018"/>
-          </w:tcPr>
-          <w:p>
-            <w:r>
+            <w:tcW w:type="dxa" w:w="1009"/>
+          </w:tcPr>
+          <w:p>
+            <w:r>
+              <w:rPr>
+                <w:sz w:val="16"/>
+              </w:rPr>
               <w:t>briefing</w:t>
+            </w:r>
+          </w:p>
+        </w:tc>
+        <w:tc>
+          <w:tcPr>
+            <w:tcW w:type="dxa" w:w="1009"/>
+          </w:tcPr>
+          <w:p>
+            <w:r>
+              <w:rPr>
+                <w:sz w:val="16"/>
+              </w:rPr>
             </w:r>
           </w:p>
         </w:tc>
@@ -1833,51 +2710,78 @@
       <w:tr>
         <w:tc>
           <w:tcPr>
-            <w:tcW w:type="dxa" w:w="2018"/>
-          </w:tcPr>
-          <w:p>
-            <w:r>
-              <w:t>actionability</w:t>
-            </w:r>
-          </w:p>
-        </w:tc>
-        <w:tc>
-          <w:tcPr>
-            <w:tcW w:type="dxa" w:w="2018"/>
-          </w:tcPr>
-          <w:p>
-            <w:r>
+            <w:tcW w:type="dxa" w:w="1413"/>
+          </w:tcPr>
+          <w:p>
+            <w:r>
+              <w:rPr>
+                <w:sz w:val="16"/>
+              </w:rPr>
+              <w:t>Acionabilidade</w:t>
+            </w:r>
+          </w:p>
+        </w:tc>
+        <w:tc>
+          <w:tcPr>
+            <w:tcW w:type="dxa" w:w="1514"/>
+          </w:tcPr>
+          <w:p>
+            <w:r>
+              <w:rPr>
+                <w:sz w:val="16"/>
+              </w:rPr>
               <w:t>ACT-02</w:t>
             </w:r>
           </w:p>
         </w:tc>
         <w:tc>
           <w:tcPr>
-            <w:tcW w:type="dxa" w:w="2018"/>
-          </w:tcPr>
-          <w:p>
-            <w:r>
-              <w:t>False</w:t>
-            </w:r>
-          </w:p>
-        </w:tc>
-        <w:tc>
-          <w:tcPr>
-            <w:tcW w:type="dxa" w:w="2018"/>
-          </w:tcPr>
-          <w:p>
-            <w:r>
+            <w:tcW w:type="dxa" w:w="1009"/>
+          </w:tcPr>
+          <w:p>
+            <w:r>
+              <w:rPr>
+                <w:sz w:val="16"/>
+              </w:rPr>
+              <w:t>Não</w:t>
+            </w:r>
+          </w:p>
+        </w:tc>
+        <w:tc>
+          <w:tcPr>
+            <w:tcW w:type="dxa" w:w="4138"/>
+          </w:tcPr>
+          <w:p>
+            <w:r>
+              <w:rPr>
+                <w:sz w:val="16"/>
+              </w:rPr>
               <w:t>A pessoa responsavel nao foi identificada; a ausencia de cargo nao seria penalizada.</w:t>
             </w:r>
           </w:p>
         </w:tc>
         <w:tc>
           <w:tcPr>
-            <w:tcW w:type="dxa" w:w="2018"/>
-          </w:tcPr>
-          <w:p>
-            <w:r>
+            <w:tcW w:type="dxa" w:w="1009"/>
+          </w:tcPr>
+          <w:p>
+            <w:r>
+              <w:rPr>
+                <w:sz w:val="16"/>
+              </w:rPr>
               <w:t>absent</w:t>
+            </w:r>
+          </w:p>
+        </w:tc>
+        <w:tc>
+          <w:tcPr>
+            <w:tcW w:type="dxa" w:w="1009"/>
+          </w:tcPr>
+          <w:p>
+            <w:r>
+              <w:rPr>
+                <w:sz w:val="16"/>
+              </w:rPr>
             </w:r>
           </w:p>
         </w:tc>
@@ -1885,51 +2789,78 @@
       <w:tr>
         <w:tc>
           <w:tcPr>
-            <w:tcW w:type="dxa" w:w="2018"/>
-          </w:tcPr>
-          <w:p>
-            <w:r>
-              <w:t>actionability</w:t>
-            </w:r>
-          </w:p>
-        </w:tc>
-        <w:tc>
-          <w:tcPr>
-            <w:tcW w:type="dxa" w:w="2018"/>
-          </w:tcPr>
-          <w:p>
-            <w:r>
+            <w:tcW w:type="dxa" w:w="1413"/>
+          </w:tcPr>
+          <w:p>
+            <w:r>
+              <w:rPr>
+                <w:sz w:val="16"/>
+              </w:rPr>
+              <w:t>Acionabilidade</w:t>
+            </w:r>
+          </w:p>
+        </w:tc>
+        <w:tc>
+          <w:tcPr>
+            <w:tcW w:type="dxa" w:w="1514"/>
+          </w:tcPr>
+          <w:p>
+            <w:r>
+              <w:rPr>
+                <w:sz w:val="16"/>
+              </w:rPr>
               <w:t>ACT-03</w:t>
             </w:r>
           </w:p>
         </w:tc>
         <w:tc>
           <w:tcPr>
-            <w:tcW w:type="dxa" w:w="2018"/>
-          </w:tcPr>
-          <w:p>
-            <w:r>
-              <w:t>False</w:t>
-            </w:r>
-          </w:p>
-        </w:tc>
-        <w:tc>
-          <w:tcPr>
-            <w:tcW w:type="dxa" w:w="2018"/>
-          </w:tcPr>
-          <w:p>
-            <w:r>
+            <w:tcW w:type="dxa" w:w="1009"/>
+          </w:tcPr>
+          <w:p>
+            <w:r>
+              <w:rPr>
+                <w:sz w:val="16"/>
+              </w:rPr>
+              <w:t>Não</w:t>
+            </w:r>
+          </w:p>
+        </w:tc>
+        <w:tc>
+          <w:tcPr>
+            <w:tcW w:type="dxa" w:w="4138"/>
+          </w:tcPr>
+          <w:p>
+            <w:r>
+              <w:rPr>
+                <w:sz w:val="16"/>
+              </w:rPr>
               <w:t>O sponsor nao foi identificado; a ausencia de cargo nao seria penalizada.</w:t>
             </w:r>
           </w:p>
         </w:tc>
         <w:tc>
           <w:tcPr>
-            <w:tcW w:type="dxa" w:w="2018"/>
-          </w:tcPr>
-          <w:p>
-            <w:r>
+            <w:tcW w:type="dxa" w:w="1009"/>
+          </w:tcPr>
+          <w:p>
+            <w:r>
+              <w:rPr>
+                <w:sz w:val="16"/>
+              </w:rPr>
               <w:t>absent</w:t>
+            </w:r>
+          </w:p>
+        </w:tc>
+        <w:tc>
+          <w:tcPr>
+            <w:tcW w:type="dxa" w:w="1009"/>
+          </w:tcPr>
+          <w:p>
+            <w:r>
+              <w:rPr>
+                <w:sz w:val="16"/>
+              </w:rPr>
             </w:r>
           </w:p>
         </w:tc>
@@ -1937,51 +2868,78 @@
       <w:tr>
         <w:tc>
           <w:tcPr>
-            <w:tcW w:type="dxa" w:w="2018"/>
-          </w:tcPr>
-          <w:p>
-            <w:r>
-              <w:t>actionability</w:t>
-            </w:r>
-          </w:p>
-        </w:tc>
-        <w:tc>
-          <w:tcPr>
-            <w:tcW w:type="dxa" w:w="2018"/>
-          </w:tcPr>
-          <w:p>
-            <w:r>
+            <w:tcW w:type="dxa" w:w="1413"/>
+          </w:tcPr>
+          <w:p>
+            <w:r>
+              <w:rPr>
+                <w:sz w:val="16"/>
+              </w:rPr>
+              <w:t>Acionabilidade</w:t>
+            </w:r>
+          </w:p>
+        </w:tc>
+        <w:tc>
+          <w:tcPr>
+            <w:tcW w:type="dxa" w:w="1514"/>
+          </w:tcPr>
+          <w:p>
+            <w:r>
+              <w:rPr>
+                <w:sz w:val="16"/>
+              </w:rPr>
               <w:t>ACT-04</w:t>
             </w:r>
           </w:p>
         </w:tc>
         <w:tc>
           <w:tcPr>
-            <w:tcW w:type="dxa" w:w="2018"/>
-          </w:tcPr>
-          <w:p>
-            <w:r>
-              <w:t>False</w:t>
-            </w:r>
-          </w:p>
-        </w:tc>
-        <w:tc>
-          <w:tcPr>
-            <w:tcW w:type="dxa" w:w="2018"/>
-          </w:tcPr>
-          <w:p>
-            <w:r>
+            <w:tcW w:type="dxa" w:w="1009"/>
+          </w:tcPr>
+          <w:p>
+            <w:r>
+              <w:rPr>
+                <w:sz w:val="16"/>
+              </w:rPr>
+              <w:t>Não</w:t>
+            </w:r>
+          </w:p>
+        </w:tc>
+        <w:tc>
+          <w:tcPr>
+            <w:tcW w:type="dxa" w:w="4138"/>
+          </w:tcPr>
+          <w:p>
+            <w:r>
+              <w:rPr>
+                <w:sz w:val="16"/>
+              </w:rPr>
               <w:t>Restricoes conhecidas ou pendentes nao foram registradas.</w:t>
             </w:r>
           </w:p>
         </w:tc>
         <w:tc>
           <w:tcPr>
-            <w:tcW w:type="dxa" w:w="2018"/>
-          </w:tcPr>
-          <w:p>
-            <w:r>
+            <w:tcW w:type="dxa" w:w="1009"/>
+          </w:tcPr>
+          <w:p>
+            <w:r>
+              <w:rPr>
+                <w:sz w:val="16"/>
+              </w:rPr>
               <w:t>absent</w:t>
+            </w:r>
+          </w:p>
+        </w:tc>
+        <w:tc>
+          <w:tcPr>
+            <w:tcW w:type="dxa" w:w="1009"/>
+          </w:tcPr>
+          <w:p>
+            <w:r>
+              <w:rPr>
+                <w:sz w:val="16"/>
+              </w:rPr>
             </w:r>
           </w:p>
         </w:tc>
@@ -1989,51 +2947,78 @@
       <w:tr>
         <w:tc>
           <w:tcPr>
-            <w:tcW w:type="dxa" w:w="2018"/>
-          </w:tcPr>
-          <w:p>
-            <w:r>
-              <w:t>actionability</w:t>
-            </w:r>
-          </w:p>
-        </w:tc>
-        <w:tc>
-          <w:tcPr>
-            <w:tcW w:type="dxa" w:w="2018"/>
-          </w:tcPr>
-          <w:p>
-            <w:r>
+            <w:tcW w:type="dxa" w:w="1413"/>
+          </w:tcPr>
+          <w:p>
+            <w:r>
+              <w:rPr>
+                <w:sz w:val="16"/>
+              </w:rPr>
+              <w:t>Acionabilidade</w:t>
+            </w:r>
+          </w:p>
+        </w:tc>
+        <w:tc>
+          <w:tcPr>
+            <w:tcW w:type="dxa" w:w="1514"/>
+          </w:tcPr>
+          <w:p>
+            <w:r>
+              <w:rPr>
+                <w:sz w:val="16"/>
+              </w:rPr>
               <w:t>ACT-05</w:t>
             </w:r>
           </w:p>
         </w:tc>
         <w:tc>
           <w:tcPr>
-            <w:tcW w:type="dxa" w:w="2018"/>
-          </w:tcPr>
-          <w:p>
-            <w:r>
-              <w:t>False</w:t>
-            </w:r>
-          </w:p>
-        </w:tc>
-        <w:tc>
-          <w:tcPr>
-            <w:tcW w:type="dxa" w:w="2018"/>
-          </w:tcPr>
-          <w:p>
-            <w:r>
+            <w:tcW w:type="dxa" w:w="1009"/>
+          </w:tcPr>
+          <w:p>
+            <w:r>
+              <w:rPr>
+                <w:sz w:val="16"/>
+              </w:rPr>
+              <w:t>Não</w:t>
+            </w:r>
+          </w:p>
+        </w:tc>
+        <w:tc>
+          <w:tcPr>
+            <w:tcW w:type="dxa" w:w="4138"/>
+          </w:tcPr>
+          <w:p>
+            <w:r>
+              <w:rPr>
+                <w:sz w:val="16"/>
+              </w:rPr>
               <w:t>O que esta fora do escopo nao foi definido.</w:t>
             </w:r>
           </w:p>
         </w:tc>
         <w:tc>
           <w:tcPr>
-            <w:tcW w:type="dxa" w:w="2018"/>
-          </w:tcPr>
-          <w:p>
-            <w:r>
+            <w:tcW w:type="dxa" w:w="1009"/>
+          </w:tcPr>
+          <w:p>
+            <w:r>
+              <w:rPr>
+                <w:sz w:val="16"/>
+              </w:rPr>
               <w:t>absent</w:t>
+            </w:r>
+          </w:p>
+        </w:tc>
+        <w:tc>
+          <w:tcPr>
+            <w:tcW w:type="dxa" w:w="1009"/>
+          </w:tcPr>
+          <w:p>
+            <w:r>
+              <w:rPr>
+                <w:sz w:val="16"/>
+              </w:rPr>
             </w:r>
           </w:p>
         </w:tc>
@@ -2041,51 +3026,78 @@
       <w:tr>
         <w:tc>
           <w:tcPr>
-            <w:tcW w:type="dxa" w:w="2018"/>
-          </w:tcPr>
-          <w:p>
-            <w:r>
-              <w:t>actionability</w:t>
-            </w:r>
-          </w:p>
-        </w:tc>
-        <w:tc>
-          <w:tcPr>
-            <w:tcW w:type="dxa" w:w="2018"/>
-          </w:tcPr>
-          <w:p>
-            <w:r>
+            <w:tcW w:type="dxa" w:w="1413"/>
+          </w:tcPr>
+          <w:p>
+            <w:r>
+              <w:rPr>
+                <w:sz w:val="16"/>
+              </w:rPr>
+              <w:t>Acionabilidade</w:t>
+            </w:r>
+          </w:p>
+        </w:tc>
+        <w:tc>
+          <w:tcPr>
+            <w:tcW w:type="dxa" w:w="1514"/>
+          </w:tcPr>
+          <w:p>
+            <w:r>
+              <w:rPr>
+                <w:sz w:val="16"/>
+              </w:rPr>
               <w:t>ACT-06</w:t>
             </w:r>
           </w:p>
         </w:tc>
         <w:tc>
           <w:tcPr>
-            <w:tcW w:type="dxa" w:w="2018"/>
-          </w:tcPr>
-          <w:p>
-            <w:r>
-              <w:t>False</w:t>
-            </w:r>
-          </w:p>
-        </w:tc>
-        <w:tc>
-          <w:tcPr>
-            <w:tcW w:type="dxa" w:w="2018"/>
-          </w:tcPr>
-          <w:p>
-            <w:r>
+            <w:tcW w:type="dxa" w:w="1009"/>
+          </w:tcPr>
+          <w:p>
+            <w:r>
+              <w:rPr>
+                <w:sz w:val="16"/>
+              </w:rPr>
+              <w:t>Não</w:t>
+            </w:r>
+          </w:p>
+        </w:tc>
+        <w:tc>
+          <w:tcPr>
+            <w:tcW w:type="dxa" w:w="4138"/>
+          </w:tcPr>
+          <w:p>
+            <w:r>
+              <w:rPr>
+                <w:sz w:val="16"/>
+              </w:rPr>
               <w:t>Recursos disponiveis ou pendentes nao foram registrados.</w:t>
             </w:r>
           </w:p>
         </w:tc>
         <w:tc>
           <w:tcPr>
-            <w:tcW w:type="dxa" w:w="2018"/>
-          </w:tcPr>
-          <w:p>
-            <w:r>
+            <w:tcW w:type="dxa" w:w="1009"/>
+          </w:tcPr>
+          <w:p>
+            <w:r>
+              <w:rPr>
+                <w:sz w:val="16"/>
+              </w:rPr>
               <w:t>absent</w:t>
+            </w:r>
+          </w:p>
+        </w:tc>
+        <w:tc>
+          <w:tcPr>
+            <w:tcW w:type="dxa" w:w="1009"/>
+          </w:tcPr>
+          <w:p>
+            <w:r>
+              <w:rPr>
+                <w:sz w:val="16"/>
+              </w:rPr>
             </w:r>
           </w:p>
         </w:tc>
@@ -2093,51 +3105,78 @@
       <w:tr>
         <w:tc>
           <w:tcPr>
-            <w:tcW w:type="dxa" w:w="2018"/>
-          </w:tcPr>
-          <w:p>
-            <w:r>
-              <w:t>actionability</w:t>
-            </w:r>
-          </w:p>
-        </w:tc>
-        <w:tc>
-          <w:tcPr>
-            <w:tcW w:type="dxa" w:w="2018"/>
-          </w:tcPr>
-          <w:p>
-            <w:r>
+            <w:tcW w:type="dxa" w:w="1413"/>
+          </w:tcPr>
+          <w:p>
+            <w:r>
+              <w:rPr>
+                <w:sz w:val="16"/>
+              </w:rPr>
+              <w:t>Acionabilidade</w:t>
+            </w:r>
+          </w:p>
+        </w:tc>
+        <w:tc>
+          <w:tcPr>
+            <w:tcW w:type="dxa" w:w="1514"/>
+          </w:tcPr>
+          <w:p>
+            <w:r>
+              <w:rPr>
+                <w:sz w:val="16"/>
+              </w:rPr>
               <w:t>ACT-07</w:t>
             </w:r>
           </w:p>
         </w:tc>
         <w:tc>
           <w:tcPr>
-            <w:tcW w:type="dxa" w:w="2018"/>
-          </w:tcPr>
-          <w:p>
-            <w:r>
-              <w:t>False</w:t>
-            </w:r>
-          </w:p>
-        </w:tc>
-        <w:tc>
-          <w:tcPr>
-            <w:tcW w:type="dxa" w:w="2018"/>
-          </w:tcPr>
-          <w:p>
-            <w:r>
+            <w:tcW w:type="dxa" w:w="1009"/>
+          </w:tcPr>
+          <w:p>
+            <w:r>
+              <w:rPr>
+                <w:sz w:val="16"/>
+              </w:rPr>
+              <w:t>Não</w:t>
+            </w:r>
+          </w:p>
+        </w:tc>
+        <w:tc>
+          <w:tcPr>
+            <w:tcW w:type="dxa" w:w="4138"/>
+          </w:tcPr>
+          <w:p>
+            <w:r>
+              <w:rPr>
+                <w:sz w:val="16"/>
+              </w:rPr>
               <w:t>Dependencias para iniciar nao foram identificadas.</w:t>
             </w:r>
           </w:p>
         </w:tc>
         <w:tc>
           <w:tcPr>
-            <w:tcW w:type="dxa" w:w="2018"/>
-          </w:tcPr>
-          <w:p>
-            <w:r>
+            <w:tcW w:type="dxa" w:w="1009"/>
+          </w:tcPr>
+          <w:p>
+            <w:r>
+              <w:rPr>
+                <w:sz w:val="16"/>
+              </w:rPr>
               <w:t>absent</w:t>
+            </w:r>
+          </w:p>
+        </w:tc>
+        <w:tc>
+          <w:tcPr>
+            <w:tcW w:type="dxa" w:w="1009"/>
+          </w:tcPr>
+          <w:p>
+            <w:r>
+              <w:rPr>
+                <w:sz w:val="16"/>
+              </w:rPr>
             </w:r>
           </w:p>
         </w:tc>
@@ -2145,51 +3184,78 @@
       <w:tr>
         <w:tc>
           <w:tcPr>
-            <w:tcW w:type="dxa" w:w="2018"/>
-          </w:tcPr>
-          <w:p>
-            <w:r>
-              <w:t>actionability</w:t>
-            </w:r>
-          </w:p>
-        </w:tc>
-        <w:tc>
-          <w:tcPr>
-            <w:tcW w:type="dxa" w:w="2018"/>
-          </w:tcPr>
-          <w:p>
-            <w:r>
+            <w:tcW w:type="dxa" w:w="1413"/>
+          </w:tcPr>
+          <w:p>
+            <w:r>
+              <w:rPr>
+                <w:sz w:val="16"/>
+              </w:rPr>
+              <w:t>Acionabilidade</w:t>
+            </w:r>
+          </w:p>
+        </w:tc>
+        <w:tc>
+          <w:tcPr>
+            <w:tcW w:type="dxa" w:w="1514"/>
+          </w:tcPr>
+          <w:p>
+            <w:r>
+              <w:rPr>
+                <w:sz w:val="16"/>
+              </w:rPr>
               <w:t>ACT-08</w:t>
             </w:r>
           </w:p>
         </w:tc>
         <w:tc>
           <w:tcPr>
-            <w:tcW w:type="dxa" w:w="2018"/>
-          </w:tcPr>
-          <w:p>
-            <w:r>
-              <w:t>False</w:t>
-            </w:r>
-          </w:p>
-        </w:tc>
-        <w:tc>
-          <w:tcPr>
-            <w:tcW w:type="dxa" w:w="2018"/>
-          </w:tcPr>
-          <w:p>
-            <w:r>
+            <w:tcW w:type="dxa" w:w="1009"/>
+          </w:tcPr>
+          <w:p>
+            <w:r>
+              <w:rPr>
+                <w:sz w:val="16"/>
+              </w:rPr>
+              <w:t>Não</w:t>
+            </w:r>
+          </w:p>
+        </w:tc>
+        <w:tc>
+          <w:tcPr>
+            <w:tcW w:type="dxa" w:w="4138"/>
+          </w:tcPr>
+          <w:p>
+            <w:r>
+              <w:rPr>
+                <w:sz w:val="16"/>
+              </w:rPr>
               <w:t>O nivel de autonomia da equipe nao foi definido nem marcado como pendente.</w:t>
             </w:r>
           </w:p>
         </w:tc>
         <w:tc>
           <w:tcPr>
-            <w:tcW w:type="dxa" w:w="2018"/>
-          </w:tcPr>
-          <w:p>
-            <w:r>
+            <w:tcW w:type="dxa" w:w="1009"/>
+          </w:tcPr>
+          <w:p>
+            <w:r>
+              <w:rPr>
+                <w:sz w:val="16"/>
+              </w:rPr>
               <w:t>absent</w:t>
+            </w:r>
+          </w:p>
+        </w:tc>
+        <w:tc>
+          <w:tcPr>
+            <w:tcW w:type="dxa" w:w="1009"/>
+          </w:tcPr>
+          <w:p>
+            <w:r>
+              <w:rPr>
+                <w:sz w:val="16"/>
+              </w:rPr>
             </w:r>
           </w:p>
         </w:tc>
@@ -2197,51 +3263,78 @@
       <w:tr>
         <w:tc>
           <w:tcPr>
-            <w:tcW w:type="dxa" w:w="2018"/>
-          </w:tcPr>
-          <w:p>
-            <w:r>
-              <w:t>actionability</w:t>
-            </w:r>
-          </w:p>
-        </w:tc>
-        <w:tc>
-          <w:tcPr>
-            <w:tcW w:type="dxa" w:w="2018"/>
-          </w:tcPr>
-          <w:p>
-            <w:r>
+            <w:tcW w:type="dxa" w:w="1413"/>
+          </w:tcPr>
+          <w:p>
+            <w:r>
+              <w:rPr>
+                <w:sz w:val="16"/>
+              </w:rPr>
+              <w:t>Acionabilidade</w:t>
+            </w:r>
+          </w:p>
+        </w:tc>
+        <w:tc>
+          <w:tcPr>
+            <w:tcW w:type="dxa" w:w="1514"/>
+          </w:tcPr>
+          <w:p>
+            <w:r>
+              <w:rPr>
+                <w:sz w:val="16"/>
+              </w:rPr>
               <w:t>ACT-09</w:t>
             </w:r>
           </w:p>
         </w:tc>
         <w:tc>
           <w:tcPr>
-            <w:tcW w:type="dxa" w:w="2018"/>
-          </w:tcPr>
-          <w:p>
-            <w:r>
-              <w:t>True</w:t>
-            </w:r>
-          </w:p>
-        </w:tc>
-        <w:tc>
-          <w:tcPr>
-            <w:tcW w:type="dxa" w:w="2018"/>
-          </w:tcPr>
-          <w:p>
-            <w:r>
+            <w:tcW w:type="dxa" w:w="1009"/>
+          </w:tcPr>
+          <w:p>
+            <w:r>
+              <w:rPr>
+                <w:sz w:val="16"/>
+              </w:rPr>
+              <w:t>Sim</w:t>
+            </w:r>
+          </w:p>
+        </w:tc>
+        <w:tc>
+          <w:tcPr>
+            <w:tcW w:type="dxa" w:w="4138"/>
+          </w:tcPr>
+          <w:p>
+            <w:r>
+              <w:rPr>
+                <w:sz w:val="16"/>
+              </w:rPr>
               <w:t>As sete secoes existem e as pessoas ausentes foram marcadas como nao informadas.</w:t>
             </w:r>
           </w:p>
         </w:tc>
         <w:tc>
           <w:tcPr>
-            <w:tcW w:type="dxa" w:w="2018"/>
-          </w:tcPr>
-          <w:p>
-            <w:r>
+            <w:tcW w:type="dxa" w:w="1009"/>
+          </w:tcPr>
+          <w:p>
+            <w:r>
+              <w:rPr>
+                <w:sz w:val="16"/>
+              </w:rPr>
               <w:t>briefing</w:t>
+            </w:r>
+          </w:p>
+        </w:tc>
+        <w:tc>
+          <w:tcPr>
+            <w:tcW w:type="dxa" w:w="1009"/>
+          </w:tcPr>
+          <w:p>
+            <w:r>
+              <w:rPr>
+                <w:sz w:val="16"/>
+              </w:rPr>
             </w:r>
           </w:p>
         </w:tc>
@@ -2249,51 +3342,788 @@
       <w:tr>
         <w:tc>
           <w:tcPr>
-            <w:tcW w:type="dxa" w:w="2018"/>
-          </w:tcPr>
-          <w:p>
-            <w:r>
-              <w:t>actionability</w:t>
-            </w:r>
-          </w:p>
-        </w:tc>
-        <w:tc>
-          <w:tcPr>
-            <w:tcW w:type="dxa" w:w="2018"/>
-          </w:tcPr>
-          <w:p>
-            <w:r>
-              <w:t>ACT-10</w:t>
-            </w:r>
-          </w:p>
-        </w:tc>
-        <w:tc>
-          <w:tcPr>
-            <w:tcW w:type="dxa" w:w="2018"/>
-          </w:tcPr>
-          <w:p>
-            <w:r>
-              <w:t>True</w:t>
-            </w:r>
-          </w:p>
-        </w:tc>
-        <w:tc>
-          <w:tcPr>
-            <w:tcW w:type="dxa" w:w="2018"/>
-          </w:tcPr>
-          <w:p>
-            <w:r>
+            <w:tcW w:type="dxa" w:w="1413"/>
+          </w:tcPr>
+          <w:p>
+            <w:r>
+              <w:rPr>
+                <w:sz w:val="16"/>
+              </w:rPr>
+              <w:t>Acionabilidade</w:t>
+            </w:r>
+          </w:p>
+        </w:tc>
+        <w:tc>
+          <w:tcPr>
+            <w:tcW w:type="dxa" w:w="1514"/>
+          </w:tcPr>
+          <w:p>
+            <w:r>
+              <w:rPr>
+                <w:sz w:val="16"/>
+              </w:rPr>
+              <w:t>ACT-10 (veto)</w:t>
+            </w:r>
+          </w:p>
+        </w:tc>
+        <w:tc>
+          <w:tcPr>
+            <w:tcW w:type="dxa" w:w="1009"/>
+          </w:tcPr>
+          <w:p>
+            <w:r>
+              <w:rPr>
+                <w:sz w:val="16"/>
+              </w:rPr>
+              <w:t>Sim</w:t>
+            </w:r>
+          </w:p>
+        </w:tc>
+        <w:tc>
+          <w:tcPr>
+            <w:tcW w:type="dxa" w:w="4138"/>
+          </w:tcPr>
+          <w:p>
+            <w:r>
+              <w:rPr>
+                <w:sz w:val="16"/>
+              </w:rPr>
               <w:t>Ha problema e pessoas afetadas suficientes para iniciar a descoberta.</w:t>
             </w:r>
           </w:p>
         </w:tc>
         <w:tc>
           <w:tcPr>
-            <w:tcW w:type="dxa" w:w="2018"/>
-          </w:tcPr>
-          <w:p>
-            <w:r>
+            <w:tcW w:type="dxa" w:w="1009"/>
+          </w:tcPr>
+          <w:p>
+            <w:r>
+              <w:rPr>
+                <w:sz w:val="16"/>
+              </w:rPr>
               <w:t>briefing</w:t>
+            </w:r>
+          </w:p>
+        </w:tc>
+        <w:tc>
+          <w:tcPr>
+            <w:tcW w:type="dxa" w:w="1009"/>
+          </w:tcPr>
+          <w:p>
+            <w:r>
+              <w:rPr>
+                <w:sz w:val="16"/>
+              </w:rPr>
+            </w:r>
+          </w:p>
+        </w:tc>
+      </w:tr>
+    </w:tbl>
+    <w:p>
+      <w:r>
+        <w:t>Notas por dimensão</w:t>
+      </w:r>
+    </w:p>
+    <w:tbl>
+      <w:tblPr>
+        <w:tblStyle w:val="TableGrid"/>
+        <w:tblW w:type="auto" w:w="0"/>
+        <w:tblLayout w:type="fixed"/>
+        <w:tblLook w:firstColumn="1" w:firstRow="1" w:lastColumn="0" w:lastRow="0" w:noHBand="0" w:noVBand="1" w:val="04A0"/>
+      </w:tblPr>
+      <w:tblGrid>
+        <w:gridCol w:w="1413"/>
+        <w:gridCol w:w="706"/>
+        <w:gridCol w:w="1009"/>
+        <w:gridCol w:w="1211"/>
+        <w:gridCol w:w="908"/>
+        <w:gridCol w:w="1009"/>
+        <w:gridCol w:w="1009"/>
+        <w:gridCol w:w="2826"/>
+      </w:tblGrid>
+      <w:tr>
+        <w:tc>
+          <w:tcPr>
+            <w:tcW w:type="dxa" w:w="1413"/>
+          </w:tcPr>
+          <w:p>
+            <w:r>
+              <w:rPr>
+                <w:sz w:val="16"/>
+              </w:rPr>
+              <w:t>Dimensão</w:t>
+            </w:r>
+          </w:p>
+        </w:tc>
+        <w:tc>
+          <w:tcPr>
+            <w:tcW w:type="dxa" w:w="706"/>
+          </w:tcPr>
+          <w:p>
+            <w:r>
+              <w:rPr>
+                <w:sz w:val="16"/>
+              </w:rPr>
+              <w:t>Sim (de 9)</w:t>
+            </w:r>
+          </w:p>
+        </w:tc>
+        <w:tc>
+          <w:tcPr>
+            <w:tcW w:type="dxa" w:w="1009"/>
+          </w:tcPr>
+          <w:p>
+            <w:r>
+              <w:rPr>
+                <w:sz w:val="16"/>
+              </w:rPr>
+              <w:t>Nota bruta</w:t>
+            </w:r>
+          </w:p>
+        </w:tc>
+        <w:tc>
+          <w:tcPr>
+            <w:tcW w:type="dxa" w:w="1211"/>
+          </w:tcPr>
+          <w:p>
+            <w:r>
+              <w:rPr>
+                <w:sz w:val="16"/>
+              </w:rPr>
+              <w:t>Veto</w:t>
+            </w:r>
+          </w:p>
+        </w:tc>
+        <w:tc>
+          <w:tcPr>
+            <w:tcW w:type="dxa" w:w="908"/>
+          </w:tcPr>
+          <w:p>
+            <w:r>
+              <w:rPr>
+                <w:sz w:val="16"/>
+              </w:rPr>
+              <w:t>Teto do veto</w:t>
+            </w:r>
+          </w:p>
+        </w:tc>
+        <w:tc>
+          <w:tcPr>
+            <w:tcW w:type="dxa" w:w="1009"/>
+          </w:tcPr>
+          <w:p>
+            <w:r>
+              <w:rPr>
+                <w:sz w:val="16"/>
+              </w:rPr>
+              <w:t>Nota final</w:t>
+            </w:r>
+          </w:p>
+        </w:tc>
+        <w:tc>
+          <w:tcPr>
+            <w:tcW w:type="dxa" w:w="1009"/>
+          </w:tcPr>
+          <w:p>
+            <w:r>
+              <w:rPr>
+                <w:sz w:val="16"/>
+              </w:rPr>
+              <w:t>Rótulo</w:t>
+            </w:r>
+          </w:p>
+        </w:tc>
+        <w:tc>
+          <w:tcPr>
+            <w:tcW w:type="dxa" w:w="2826"/>
+          </w:tcPr>
+          <w:p>
+            <w:r>
+              <w:rPr>
+                <w:sz w:val="16"/>
+              </w:rPr>
+              <w:t>Justificativa</w:t>
+            </w:r>
+          </w:p>
+        </w:tc>
+      </w:tr>
+      <w:tr>
+        <w:tc>
+          <w:tcPr>
+            <w:tcW w:type="dxa" w:w="1413"/>
+          </w:tcPr>
+          <w:p>
+            <w:r>
+              <w:rPr>
+                <w:sz w:val="16"/>
+              </w:rPr>
+              <w:t>Clareza</w:t>
+            </w:r>
+          </w:p>
+        </w:tc>
+        <w:tc>
+          <w:tcPr>
+            <w:tcW w:type="dxa" w:w="706"/>
+          </w:tcPr>
+          <w:p>
+            <w:r>
+              <w:rPr>
+                <w:sz w:val="16"/>
+              </w:rPr>
+              <w:t>6</w:t>
+            </w:r>
+          </w:p>
+        </w:tc>
+        <w:tc>
+          <w:tcPr>
+            <w:tcW w:type="dxa" w:w="1009"/>
+          </w:tcPr>
+          <w:p>
+            <w:r>
+              <w:rPr>
+                <w:sz w:val="16"/>
+              </w:rPr>
+              <w:t>4</w:t>
+            </w:r>
+          </w:p>
+        </w:tc>
+        <w:tc>
+          <w:tcPr>
+            <w:tcW w:type="dxa" w:w="1211"/>
+          </w:tcPr>
+          <w:p>
+            <w:r>
+              <w:rPr>
+                <w:sz w:val="16"/>
+              </w:rPr>
+              <w:t>Não disparado</w:t>
+            </w:r>
+          </w:p>
+        </w:tc>
+        <w:tc>
+          <w:tcPr>
+            <w:tcW w:type="dxa" w:w="908"/>
+          </w:tcPr>
+          <w:p>
+            <w:r>
+              <w:rPr>
+                <w:sz w:val="16"/>
+              </w:rPr>
+              <w:t>2</w:t>
+            </w:r>
+          </w:p>
+        </w:tc>
+        <w:tc>
+          <w:tcPr>
+            <w:tcW w:type="dxa" w:w="1009"/>
+          </w:tcPr>
+          <w:p>
+            <w:r>
+              <w:rPr>
+                <w:sz w:val="16"/>
+              </w:rPr>
+              <w:t>4</w:t>
+            </w:r>
+          </w:p>
+        </w:tc>
+        <w:tc>
+          <w:tcPr>
+            <w:tcW w:type="dxa" w:w="1009"/>
+          </w:tcPr>
+          <w:p>
+            <w:r>
+              <w:rPr>
+                <w:sz w:val="16"/>
+              </w:rPr>
+              <w:t>Saudavel</w:t>
+            </w:r>
+          </w:p>
+        </w:tc>
+        <w:tc>
+          <w:tcPr>
+            <w:tcW w:type="dxa" w:w="2826"/>
+          </w:tcPr>
+          <w:p>
+            <w:r>
+              <w:rPr>
+                <w:sz w:val="16"/>
+              </w:rPr>
+              <w:t>O problema e compreensivel e centrado nas pessoas, mas ainda nao possui dimensionamento nem registro das causas e tentativas anteriores.</w:t>
+            </w:r>
+          </w:p>
+        </w:tc>
+      </w:tr>
+      <w:tr>
+        <w:tc>
+          <w:tcPr>
+            <w:tcW w:type="dxa" w:w="1413"/>
+          </w:tcPr>
+          <w:p>
+            <w:r>
+              <w:rPr>
+                <w:sz w:val="16"/>
+              </w:rPr>
+              <w:t>Evidências</w:t>
+            </w:r>
+          </w:p>
+        </w:tc>
+        <w:tc>
+          <w:tcPr>
+            <w:tcW w:type="dxa" w:w="706"/>
+          </w:tcPr>
+          <w:p>
+            <w:r>
+              <w:rPr>
+                <w:sz w:val="16"/>
+              </w:rPr>
+              <w:t>2</w:t>
+            </w:r>
+          </w:p>
+        </w:tc>
+        <w:tc>
+          <w:tcPr>
+            <w:tcW w:type="dxa" w:w="1009"/>
+          </w:tcPr>
+          <w:p>
+            <w:r>
+              <w:rPr>
+                <w:sz w:val="16"/>
+              </w:rPr>
+              <w:t>2</w:t>
+            </w:r>
+          </w:p>
+        </w:tc>
+        <w:tc>
+          <w:tcPr>
+            <w:tcW w:type="dxa" w:w="1211"/>
+          </w:tcPr>
+          <w:p>
+            <w:r>
+              <w:rPr>
+                <w:sz w:val="16"/>
+              </w:rPr>
+              <w:t>Não disparado</w:t>
+            </w:r>
+          </w:p>
+        </w:tc>
+        <w:tc>
+          <w:tcPr>
+            <w:tcW w:type="dxa" w:w="908"/>
+          </w:tcPr>
+          <w:p>
+            <w:r>
+              <w:rPr>
+                <w:sz w:val="16"/>
+              </w:rPr>
+              <w:t>1</w:t>
+            </w:r>
+          </w:p>
+        </w:tc>
+        <w:tc>
+          <w:tcPr>
+            <w:tcW w:type="dxa" w:w="1009"/>
+          </w:tcPr>
+          <w:p>
+            <w:r>
+              <w:rPr>
+                <w:sz w:val="16"/>
+              </w:rPr>
+              <w:t>2</w:t>
+            </w:r>
+          </w:p>
+        </w:tc>
+        <w:tc>
+          <w:tcPr>
+            <w:tcW w:type="dxa" w:w="1009"/>
+          </w:tcPr>
+          <w:p>
+            <w:r>
+              <w:rPr>
+                <w:sz w:val="16"/>
+              </w:rPr>
+              <w:t>Fragil</w:t>
+            </w:r>
+          </w:p>
+        </w:tc>
+        <w:tc>
+          <w:tcPr>
+            <w:tcW w:type="dxa" w:w="2826"/>
+          </w:tcPr>
+          <w:p>
+            <w:r>
+              <w:rPr>
+                <w:sz w:val="16"/>
+              </w:rPr>
+              <w:t>Os relatos confirmam a existencia do problema, mas nao ha dados quantitativos, fontes identificadas, periodo ou impacto mensuravel.</w:t>
+            </w:r>
+          </w:p>
+        </w:tc>
+      </w:tr>
+      <w:tr>
+        <w:tc>
+          <w:tcPr>
+            <w:tcW w:type="dxa" w:w="1413"/>
+          </w:tcPr>
+          <w:p>
+            <w:r>
+              <w:rPr>
+                <w:sz w:val="16"/>
+              </w:rPr>
+              <w:t>Resultados</w:t>
+            </w:r>
+          </w:p>
+        </w:tc>
+        <w:tc>
+          <w:tcPr>
+            <w:tcW w:type="dxa" w:w="706"/>
+          </w:tcPr>
+          <w:p>
+            <w:r>
+              <w:rPr>
+                <w:sz w:val="16"/>
+              </w:rPr>
+              <w:t>4</w:t>
+            </w:r>
+          </w:p>
+        </w:tc>
+        <w:tc>
+          <w:tcPr>
+            <w:tcW w:type="dxa" w:w="1009"/>
+          </w:tcPr>
+          <w:p>
+            <w:r>
+              <w:rPr>
+                <w:sz w:val="16"/>
+              </w:rPr>
+              <w:t>3</w:t>
+            </w:r>
+          </w:p>
+        </w:tc>
+        <w:tc>
+          <w:tcPr>
+            <w:tcW w:type="dxa" w:w="1211"/>
+          </w:tcPr>
+          <w:p>
+            <w:r>
+              <w:rPr>
+                <w:sz w:val="16"/>
+              </w:rPr>
+              <w:t>Não disparado</w:t>
+            </w:r>
+          </w:p>
+        </w:tc>
+        <w:tc>
+          <w:tcPr>
+            <w:tcW w:type="dxa" w:w="908"/>
+          </w:tcPr>
+          <w:p>
+            <w:r>
+              <w:rPr>
+                <w:sz w:val="16"/>
+              </w:rPr>
+              <w:t>2</w:t>
+            </w:r>
+          </w:p>
+        </w:tc>
+        <w:tc>
+          <w:tcPr>
+            <w:tcW w:type="dxa" w:w="1009"/>
+          </w:tcPr>
+          <w:p>
+            <w:r>
+              <w:rPr>
+                <w:sz w:val="16"/>
+              </w:rPr>
+              <w:t>3</w:t>
+            </w:r>
+          </w:p>
+        </w:tc>
+        <w:tc>
+          <w:tcPr>
+            <w:tcW w:type="dxa" w:w="1009"/>
+          </w:tcPr>
+          <w:p>
+            <w:r>
+              <w:rPr>
+                <w:sz w:val="16"/>
+              </w:rPr>
+              <w:t>Adequado</w:t>
+            </w:r>
+          </w:p>
+        </w:tc>
+        <w:tc>
+          <w:tcPr>
+            <w:tcW w:type="dxa" w:w="2826"/>
+          </w:tcPr>
+          <w:p>
+            <w:r>
+              <w:rPr>
+                <w:sz w:val="16"/>
+              </w:rPr>
+              <w:t>O briefing descreve um estado futuro verificavel, mas ainda nao define meta, prazo, baseline ou conexao estrategica.</w:t>
+            </w:r>
+          </w:p>
+        </w:tc>
+      </w:tr>
+      <w:tr>
+        <w:tc>
+          <w:tcPr>
+            <w:tcW w:type="dxa" w:w="1413"/>
+          </w:tcPr>
+          <w:p>
+            <w:r>
+              <w:rPr>
+                <w:sz w:val="16"/>
+              </w:rPr>
+              <w:t>Acionabilidade</w:t>
+            </w:r>
+          </w:p>
+        </w:tc>
+        <w:tc>
+          <w:tcPr>
+            <w:tcW w:type="dxa" w:w="706"/>
+          </w:tcPr>
+          <w:p>
+            <w:r>
+              <w:rPr>
+                <w:sz w:val="16"/>
+              </w:rPr>
+              <w:t>2</w:t>
+            </w:r>
+          </w:p>
+        </w:tc>
+        <w:tc>
+          <w:tcPr>
+            <w:tcW w:type="dxa" w:w="1009"/>
+          </w:tcPr>
+          <w:p>
+            <w:r>
+              <w:rPr>
+                <w:sz w:val="16"/>
+              </w:rPr>
+              <w:t>2</w:t>
+            </w:r>
+          </w:p>
+        </w:tc>
+        <w:tc>
+          <w:tcPr>
+            <w:tcW w:type="dxa" w:w="1211"/>
+          </w:tcPr>
+          <w:p>
+            <w:r>
+              <w:rPr>
+                <w:sz w:val="16"/>
+              </w:rPr>
+              <w:t>Não disparado</w:t>
+            </w:r>
+          </w:p>
+        </w:tc>
+        <w:tc>
+          <w:tcPr>
+            <w:tcW w:type="dxa" w:w="908"/>
+          </w:tcPr>
+          <w:p>
+            <w:r>
+              <w:rPr>
+                <w:sz w:val="16"/>
+              </w:rPr>
+              <w:t>2</w:t>
+            </w:r>
+          </w:p>
+        </w:tc>
+        <w:tc>
+          <w:tcPr>
+            <w:tcW w:type="dxa" w:w="1009"/>
+          </w:tcPr>
+          <w:p>
+            <w:r>
+              <w:rPr>
+                <w:sz w:val="16"/>
+              </w:rPr>
+              <w:t>2</w:t>
+            </w:r>
+          </w:p>
+        </w:tc>
+        <w:tc>
+          <w:tcPr>
+            <w:tcW w:type="dxa" w:w="1009"/>
+          </w:tcPr>
+          <w:p>
+            <w:r>
+              <w:rPr>
+                <w:sz w:val="16"/>
+              </w:rPr>
+              <w:t>Fragil</w:t>
+            </w:r>
+          </w:p>
+        </w:tc>
+        <w:tc>
+          <w:tcPr>
+            <w:tcW w:type="dxa" w:w="2826"/>
+          </w:tcPr>
+          <w:p>
+            <w:r>
+              <w:rPr>
+                <w:sz w:val="16"/>
+              </w:rPr>
+              <w:t>A equipe pode iniciar a descoberta, mas responsavel, sponsor, escopo, restricoes, recursos, dependencias e autonomia ainda precisam ser definidos.</w:t>
+            </w:r>
+          </w:p>
+        </w:tc>
+      </w:tr>
+    </w:tbl>
+    <w:p>
+      <w:r>
+        <w:t>Auditoria de agrupamento</w:t>
+      </w:r>
+    </w:p>
+    <w:tbl>
+      <w:tblPr>
+        <w:tblStyle w:val="TableGrid"/>
+        <w:tblW w:type="auto" w:w="0"/>
+        <w:tblLayout w:type="fixed"/>
+        <w:tblLook w:firstColumn="1" w:firstRow="1" w:lastColumn="0" w:lastRow="0" w:noHBand="0" w:noVBand="1" w:val="04A0"/>
+      </w:tblPr>
+      <w:tblGrid>
+        <w:gridCol w:w="3532"/>
+        <w:gridCol w:w="6560"/>
+      </w:tblGrid>
+      <w:tr>
+        <w:tc>
+          <w:tcPr>
+            <w:tcW w:type="dxa" w:w="3532"/>
+          </w:tcPr>
+          <w:p>
+            <w:r>
+              <w:rPr>
+                <w:sz w:val="16"/>
+              </w:rPr>
+              <w:t>Campo</w:t>
+            </w:r>
+          </w:p>
+        </w:tc>
+        <w:tc>
+          <w:tcPr>
+            <w:tcW w:type="dxa" w:w="6560"/>
+          </w:tcPr>
+          <w:p>
+            <w:r>
+              <w:rPr>
+                <w:sz w:val="16"/>
+              </w:rPr>
+              <w:t>Valor</w:t>
+            </w:r>
+          </w:p>
+        </w:tc>
+      </w:tr>
+      <w:tr>
+        <w:tc>
+          <w:tcPr>
+            <w:tcW w:type="dxa" w:w="3532"/>
+          </w:tcPr>
+          <w:p>
+            <w:r>
+              <w:rPr>
+                <w:sz w:val="16"/>
+              </w:rPr>
+              <w:t>Disparada</w:t>
+            </w:r>
+          </w:p>
+        </w:tc>
+        <w:tc>
+          <w:tcPr>
+            <w:tcW w:type="dxa" w:w="6560"/>
+          </w:tcPr>
+          <w:p>
+            <w:r>
+              <w:rPr>
+                <w:sz w:val="16"/>
+              </w:rPr>
+              <w:t>Não</w:t>
+            </w:r>
+          </w:p>
+        </w:tc>
+      </w:tr>
+      <w:tr>
+        <w:tc>
+          <w:tcPr>
+            <w:tcW w:type="dxa" w:w="3532"/>
+          </w:tcPr>
+          <w:p>
+            <w:r>
+              <w:rPr>
+                <w:sz w:val="16"/>
+              </w:rPr>
+              <w:t>Amplitude</w:t>
+            </w:r>
+          </w:p>
+        </w:tc>
+        <w:tc>
+          <w:tcPr>
+            <w:tcW w:type="dxa" w:w="6560"/>
+          </w:tcPr>
+          <w:p>
+            <w:r>
+              <w:rPr>
+                <w:sz w:val="16"/>
+              </w:rPr>
+              <w:t>2</w:t>
+            </w:r>
+          </w:p>
+        </w:tc>
+      </w:tr>
+      <w:tr>
+        <w:tc>
+          <w:tcPr>
+            <w:tcW w:type="dxa" w:w="3532"/>
+          </w:tcPr>
+          <w:p>
+            <w:r>
+              <w:rPr>
+                <w:sz w:val="16"/>
+              </w:rPr>
+              <w:t>Notas originais</w:t>
+            </w:r>
+          </w:p>
+        </w:tc>
+        <w:tc>
+          <w:tcPr>
+            <w:tcW w:type="dxa" w:w="6560"/>
+          </w:tcPr>
+          <w:p>
+            <w:r>
+              <w:rPr>
+                <w:sz w:val="16"/>
+              </w:rPr>
+              <w:t>—</w:t>
+            </w:r>
+          </w:p>
+        </w:tc>
+      </w:tr>
+      <w:tr>
+        <w:tc>
+          <w:tcPr>
+            <w:tcW w:type="dxa" w:w="3532"/>
+          </w:tcPr>
+          <w:p>
+            <w:r>
+              <w:rPr>
+                <w:sz w:val="16"/>
+              </w:rPr>
+              <w:t>Notas da reavaliação</w:t>
+            </w:r>
+          </w:p>
+        </w:tc>
+        <w:tc>
+          <w:tcPr>
+            <w:tcW w:type="dxa" w:w="6560"/>
+          </w:tcPr>
+          <w:p>
+            <w:r>
+              <w:rPr>
+                <w:sz w:val="16"/>
+              </w:rPr>
+              <w:t>—</w:t>
             </w:r>
           </w:p>
         </w:tc>

--- a/_SAMPLES_ENTREGAVEIS/briefing_validation/sample-briefing-validation-v1.0.0.docx
+++ b/_SAMPLES_ENTREGAVEIS/briefing_validation/sample-briefing-validation-v1.0.0.docx
@@ -7,7 +7,16 @@
         <w:pStyle w:val="Title"/>
       </w:pPr>
       <w:r>
-        <w:t>EXEMPLO FICTÍCIO — Validacao do briefing: solicitacoes internas</w:t>
+        <w:t>EXEMPLO FICTÍCIO — Solicitações internas de dados</w:t>
+      </w:r>
+    </w:p>
+    <w:p>
+      <w:r>
+        <w:rPr>
+          <w:color w:val="586EA4"/>
+          <w:sz w:val="15"/>
+        </w:rPr>
+        <w:t>ID sample-briefing-validation · versão 1.0.0 · Completo</w:t>
       </w:r>
     </w:p>
     <w:p>

--- a/_SAMPLES_ENTREGAVEIS/briefing_validation/sample-briefing-validation-v1.0.0.docx
+++ b/_SAMPLES_ENTREGAVEIS/briefing_validation/sample-briefing-validation-v1.0.0.docx
@@ -90,7 +90,7 @@
           </w:tcPr>
           <w:p>
             <w:r>
-              <w:t>Sponsor</w:t>
+              <w:t>Patrocinador</w:t>
             </w:r>
           </w:p>
         </w:tc>
@@ -112,7 +112,7 @@
           </w:tcPr>
           <w:p>
             <w:r>
-              <w:t>Owner</w:t>
+              <w:t>Responsável</w:t>
             </w:r>
           </w:p>
         </w:tc>
@@ -154,9 +154,9 @@
               <w:br/>
               <w:t>Original: Como podemos reduzir o esforco de quem solicita e de quem atende?</w:t>
               <w:br/>
-              <w:t>Analysis: A formulacao identifica as pessoas e o efeito desejado, mas ainda nao explicita o contexto em que o problema ocorre.</w:t>
+              <w:t>Análise: A formulacao identifica as pessoas e o efeito desejado, mas ainda nao explicita o contexto em que o problema ocorre.</w:t>
               <w:br/>
-              <w:t>Suggestion: Como podemos reduzir o esforco de quem solicita e de quem atende para que as demandas sejam resolvidas com clareza de modo que o processo seja previsivel?</w:t>
+              <w:t>Sugestão: Como podemos reduzir o esforco de quem solicita e de quem atende para que as demandas sejam resolvidas com clareza de modo que o processo seja previsivel?</w:t>
             </w:r>
           </w:p>
         </w:tc>
@@ -4160,11 +4160,11 @@
           </w:tcPr>
           <w:p>
             <w:r>
-              <w:t>Score: 2.8</w:t>
+              <w:t>Nota: 2.8</w:t>
               <w:br/>
-              <w:t>Classification: Adequado</w:t>
+              <w:t>Classificação: Adequado</w:t>
               <w:br/>
-              <w:t>Diagnosis: O briefing permite iniciar a descoberta, mas ainda depende de evidencias mensuraveis e definicoes de governanca e escopo. A clareza e o principal ponto forte. Evidencias e acionabilidade concentram as lacunas prioritarias.</w:t>
+              <w:t>Diagnóstico: O briefing permite iniciar a descoberta, mas ainda depende de evidencias mensuraveis e definicoes de governanca e escopo. A clareza e o principal ponto forte. Evidencias e acionabilidade concentram as lacunas prioritarias.</w:t>
             </w:r>
           </w:p>
         </w:tc>

--- a/_SAMPLES_ENTREGAVEIS/briefing_validation/sample-briefing-validation-v1.0.0.docx
+++ b/_SAMPLES_ENTREGAVEIS/briefing_validation/sample-briefing-validation-v1.0.0.docx
@@ -316,7 +316,7 @@
               <w:rPr>
                 <w:sz w:val="16"/>
               </w:rPr>
-              <w:t>O briefing identifica quem solicita e as equipes que atendem.</w:t>
+              <w:t>A Entrevista Inicial identifica quem solicita e as equipes que atendem.</w:t>
             </w:r>
           </w:p>
         </w:tc>
@@ -329,7 +329,7 @@
               <w:rPr>
                 <w:sz w:val="16"/>
               </w:rPr>
-              <w:t>briefing</w:t>
+              <w:t>Entrevista Inicial</w:t>
             </w:r>
           </w:p>
         </w:tc>
@@ -408,7 +408,7 @@
               <w:rPr>
                 <w:sz w:val="16"/>
               </w:rPr>
-              <w:t>briefing</w:t>
+              <w:t>Entrevista Inicial</w:t>
             </w:r>
           </w:p>
         </w:tc>
@@ -487,7 +487,7 @@
               <w:rPr>
                 <w:sz w:val="16"/>
               </w:rPr>
-              <w:t>absent</w:t>
+              <w:t>Ausente</w:t>
             </w:r>
           </w:p>
         </w:tc>
@@ -566,7 +566,7 @@
               <w:rPr>
                 <w:sz w:val="16"/>
               </w:rPr>
-              <w:t>briefing</w:t>
+              <w:t>Entrevista Inicial</w:t>
             </w:r>
           </w:p>
         </w:tc>
@@ -645,7 +645,7 @@
               <w:rPr>
                 <w:sz w:val="16"/>
               </w:rPr>
-              <w:t>briefing</w:t>
+              <w:t>Entrevista Inicial</w:t>
             </w:r>
           </w:p>
         </w:tc>
@@ -711,7 +711,7 @@
               <w:rPr>
                 <w:sz w:val="16"/>
               </w:rPr>
-              <w:t>O briefing descreve esforco, retrabalho e previsibilidade, sem prescrever tecnologia.</w:t>
+              <w:t>A Entrevista Inicial descreve esforço, retrabalho e previsibilidade, sem prescrever tecnologia.</w:t>
             </w:r>
           </w:p>
         </w:tc>
@@ -724,7 +724,7 @@
               <w:rPr>
                 <w:sz w:val="16"/>
               </w:rPr>
-              <w:t>briefing</w:t>
+              <w:t>Entrevista Inicial</w:t>
             </w:r>
           </w:p>
         </w:tc>
@@ -803,7 +803,7 @@
               <w:rPr>
                 <w:sz w:val="16"/>
               </w:rPr>
-              <w:t>absent</w:t>
+              <w:t>Ausente</w:t>
             </w:r>
           </w:p>
         </w:tc>
@@ -869,7 +869,7 @@
               <w:rPr>
                 <w:sz w:val="16"/>
               </w:rPr>
-              <w:t>O briefing nao registra tentativas anteriores nem declara que nada foi tentado.</w:t>
+              <w:t>A Entrevista Inicial não registra tentativas anteriores nem declara que nada foi tentado.</w:t>
             </w:r>
           </w:p>
         </w:tc>
@@ -882,7 +882,7 @@
               <w:rPr>
                 <w:sz w:val="16"/>
               </w:rPr>
-              <w:t>absent</w:t>
+              <w:t>Ausente</w:t>
             </w:r>
           </w:p>
         </w:tc>
@@ -961,7 +961,7 @@
               <w:rPr>
                 <w:sz w:val="16"/>
               </w:rPr>
-              <w:t>briefing</w:t>
+              <w:t>Entrevista Inicial</w:t>
             </w:r>
           </w:p>
         </w:tc>
@@ -1040,7 +1040,7 @@
               <w:rPr>
                 <w:sz w:val="16"/>
               </w:rPr>
-              <w:t>briefing</w:t>
+              <w:t>Entrevista Inicial</w:t>
             </w:r>
           </w:p>
         </w:tc>
@@ -1106,7 +1106,7 @@
               <w:rPr>
                 <w:sz w:val="16"/>
               </w:rPr>
-              <w:t>Nao ha dado quantitativo no briefing.</w:t>
+              <w:t>Não há dado quantitativo na Entrevista Inicial.</w:t>
             </w:r>
           </w:p>
         </w:tc>
@@ -1119,7 +1119,7 @@
               <w:rPr>
                 <w:sz w:val="16"/>
               </w:rPr>
-              <w:t>absent</w:t>
+              <w:t>Ausente</w:t>
             </w:r>
           </w:p>
         </w:tc>
@@ -1198,7 +1198,7 @@
               <w:rPr>
                 <w:sz w:val="16"/>
               </w:rPr>
-              <w:t>absent</w:t>
+              <w:t>Ausente</w:t>
             </w:r>
           </w:p>
         </w:tc>
@@ -1277,7 +1277,7 @@
               <w:rPr>
                 <w:sz w:val="16"/>
               </w:rPr>
-              <w:t>briefing</w:t>
+              <w:t>Entrevista Inicial</w:t>
             </w:r>
           </w:p>
         </w:tc>
@@ -1356,7 +1356,7 @@
               <w:rPr>
                 <w:sz w:val="16"/>
               </w:rPr>
-              <w:t>briefing</w:t>
+              <w:t>Entrevista Inicial</w:t>
             </w:r>
           </w:p>
         </w:tc>
@@ -1435,7 +1435,7 @@
               <w:rPr>
                 <w:sz w:val="16"/>
               </w:rPr>
-              <w:t>absent</w:t>
+              <w:t>Ausente</w:t>
             </w:r>
           </w:p>
         </w:tc>
@@ -1514,7 +1514,7 @@
               <w:rPr>
                 <w:sz w:val="16"/>
               </w:rPr>
-              <w:t>briefing</w:t>
+              <w:t>Entrevista Inicial</w:t>
             </w:r>
           </w:p>
         </w:tc>
@@ -1593,7 +1593,7 @@
               <w:rPr>
                 <w:sz w:val="16"/>
               </w:rPr>
-              <w:t>absent</w:t>
+              <w:t>Ausente</w:t>
             </w:r>
           </w:p>
         </w:tc>
@@ -1672,7 +1672,7 @@
               <w:rPr>
                 <w:sz w:val="16"/>
               </w:rPr>
-              <w:t>absent</w:t>
+              <w:t>Ausente</w:t>
             </w:r>
           </w:p>
         </w:tc>
@@ -1751,7 +1751,7 @@
               <w:rPr>
                 <w:sz w:val="16"/>
               </w:rPr>
-              <w:t>absent</w:t>
+              <w:t>Ausente</w:t>
             </w:r>
           </w:p>
         </w:tc>
@@ -1830,7 +1830,7 @@
               <w:rPr>
                 <w:sz w:val="16"/>
               </w:rPr>
-              <w:t>absent</w:t>
+              <w:t>Ausente</w:t>
             </w:r>
           </w:p>
         </w:tc>
@@ -1909,7 +1909,7 @@
               <w:rPr>
                 <w:sz w:val="16"/>
               </w:rPr>
-              <w:t>briefing</w:t>
+              <w:t>Entrevista Inicial</w:t>
             </w:r>
           </w:p>
         </w:tc>
@@ -1988,7 +1988,7 @@
               <w:rPr>
                 <w:sz w:val="16"/>
               </w:rPr>
-              <w:t>absent</w:t>
+              <w:t>Ausente</w:t>
             </w:r>
           </w:p>
         </w:tc>
@@ -2067,7 +2067,7 @@
               <w:rPr>
                 <w:sz w:val="16"/>
               </w:rPr>
-              <w:t>absent</w:t>
+              <w:t>Ausente</w:t>
             </w:r>
           </w:p>
         </w:tc>
@@ -2146,7 +2146,7 @@
               <w:rPr>
                 <w:sz w:val="16"/>
               </w:rPr>
-              <w:t>briefing</w:t>
+              <w:t>Entrevista Inicial</w:t>
             </w:r>
           </w:p>
         </w:tc>
@@ -2225,7 +2225,7 @@
               <w:rPr>
                 <w:sz w:val="16"/>
               </w:rPr>
-              <w:t>absent</w:t>
+              <w:t>Ausente</w:t>
             </w:r>
           </w:p>
         </w:tc>
@@ -2304,7 +2304,7 @@
               <w:rPr>
                 <w:sz w:val="16"/>
               </w:rPr>
-              <w:t>briefing</w:t>
+              <w:t>Entrevista Inicial</w:t>
             </w:r>
           </w:p>
         </w:tc>
@@ -2383,7 +2383,7 @@
               <w:rPr>
                 <w:sz w:val="16"/>
               </w:rPr>
-              <w:t>briefing</w:t>
+              <w:t>Entrevista Inicial</w:t>
             </w:r>
           </w:p>
         </w:tc>
@@ -2462,7 +2462,7 @@
               <w:rPr>
                 <w:sz w:val="16"/>
               </w:rPr>
-              <w:t>absent</w:t>
+              <w:t>Ausente</w:t>
             </w:r>
           </w:p>
         </w:tc>
@@ -2541,7 +2541,7 @@
               <w:rPr>
                 <w:sz w:val="16"/>
               </w:rPr>
-              <w:t>absent</w:t>
+              <w:t>Ausente</w:t>
             </w:r>
           </w:p>
         </w:tc>
@@ -2620,7 +2620,7 @@
               <w:rPr>
                 <w:sz w:val="16"/>
               </w:rPr>
-              <w:t>briefing</w:t>
+              <w:t>Entrevista Inicial</w:t>
             </w:r>
           </w:p>
         </w:tc>
@@ -2699,7 +2699,7 @@
               <w:rPr>
                 <w:sz w:val="16"/>
               </w:rPr>
-              <w:t>briefing</w:t>
+              <w:t>Entrevista Inicial</w:t>
             </w:r>
           </w:p>
         </w:tc>
@@ -2778,7 +2778,7 @@
               <w:rPr>
                 <w:sz w:val="16"/>
               </w:rPr>
-              <w:t>absent</w:t>
+              <w:t>Ausente</w:t>
             </w:r>
           </w:p>
         </w:tc>
@@ -2857,7 +2857,7 @@
               <w:rPr>
                 <w:sz w:val="16"/>
               </w:rPr>
-              <w:t>absent</w:t>
+              <w:t>Ausente</w:t>
             </w:r>
           </w:p>
         </w:tc>
@@ -2936,7 +2936,7 @@
               <w:rPr>
                 <w:sz w:val="16"/>
               </w:rPr>
-              <w:t>absent</w:t>
+              <w:t>Ausente</w:t>
             </w:r>
           </w:p>
         </w:tc>
@@ -3015,7 +3015,7 @@
               <w:rPr>
                 <w:sz w:val="16"/>
               </w:rPr>
-              <w:t>absent</w:t>
+              <w:t>Ausente</w:t>
             </w:r>
           </w:p>
         </w:tc>
@@ -3094,7 +3094,7 @@
               <w:rPr>
                 <w:sz w:val="16"/>
               </w:rPr>
-              <w:t>absent</w:t>
+              <w:t>Ausente</w:t>
             </w:r>
           </w:p>
         </w:tc>
@@ -3173,7 +3173,7 @@
               <w:rPr>
                 <w:sz w:val="16"/>
               </w:rPr>
-              <w:t>absent</w:t>
+              <w:t>Ausente</w:t>
             </w:r>
           </w:p>
         </w:tc>
@@ -3252,7 +3252,7 @@
               <w:rPr>
                 <w:sz w:val="16"/>
               </w:rPr>
-              <w:t>absent</w:t>
+              <w:t>Ausente</w:t>
             </w:r>
           </w:p>
         </w:tc>
@@ -3318,7 +3318,7 @@
               <w:rPr>
                 <w:sz w:val="16"/>
               </w:rPr>
-              <w:t>As sete secoes existem e as pessoas ausentes foram marcadas como nao informadas.</w:t>
+              <w:t>Os sete campos da Entrevista Inicial estão identificados; as pessoas ausentes foram marcadas como não informadas.</w:t>
             </w:r>
           </w:p>
         </w:tc>
@@ -3331,7 +3331,7 @@
               <w:rPr>
                 <w:sz w:val="16"/>
               </w:rPr>
-              <w:t>briefing</w:t>
+              <w:t>Entrevista Inicial</w:t>
             </w:r>
           </w:p>
         </w:tc>
@@ -3410,7 +3410,7 @@
               <w:rPr>
                 <w:sz w:val="16"/>
               </w:rPr>
-              <w:t>briefing</w:t>
+              <w:t>Entrevista Inicial</w:t>
             </w:r>
           </w:p>
         </w:tc>
@@ -3869,7 +3869,7 @@
               <w:rPr>
                 <w:sz w:val="16"/>
               </w:rPr>
-              <w:t>O briefing descreve um estado futuro verificavel, mas ainda nao define meta, prazo, baseline ou conexao estrategica.</w:t>
+              <w:t>A Entrevista Inicial descreve um estado futuro verificável, mas ainda não define meta, prazo, baseline ou conexão estratégica.</w:t>
             </w:r>
           </w:p>
         </w:tc>
@@ -4164,7 +4164,7 @@
               <w:br/>
               <w:t>Classificação: Adequado</w:t>
               <w:br/>
-              <w:t>Diagnóstico: O briefing permite iniciar a descoberta, mas ainda depende de evidencias mensuraveis e definicoes de governanca e escopo. A clareza e o principal ponto forte. Evidencias e acionabilidade concentram as lacunas prioritarias.</w:t>
+              <w:t>Diagnóstico: A Entrevista Inicial permite iniciar a descoberta, mas ainda depende de evidências mensuráveis e definições de governança e escopo. A clareza é o principal ponto forte. Evidências e acionabilidade concentram as lacunas prioritárias.</w:t>
             </w:r>
           </w:p>
         </w:tc>
@@ -4524,6 +4524,9 @@
       <w:pStyle w:val="Header"/>
       <w:jc w:val="right"/>
     </w:pPr>
+    <w:r>
+      <w:t xml:space="preserve">AVALIAÇÃO IQB    </w:t>
+    </w:r>
     <w:r>
       <w:drawing>
         <wp:inline xmlns:a="http://schemas.openxmlformats.org/drawingml/2006/main" xmlns:pic="http://schemas.openxmlformats.org/drawingml/2006/picture">

--- a/_SAMPLES_ENTREGAVEIS/briefing_validation/sample-briefing-validation-v1.0.0.docx
+++ b/_SAMPLES_ENTREGAVEIS/briefing_validation/sample-briefing-validation-v1.0.0.docx
@@ -4929,7 +4929,7 @@
     <w:qFormat/>
     <w:rsid w:val="00FC693F"/>
     <w:rPr>
-      <w:rFonts w:ascii="Roboto" w:hAnsi="Roboto"/>
+      <w:rFonts w:ascii="Montserrat" w:hAnsi="Montserrat"/>
       <w:sz w:val="19"/>
     </w:rPr>
   </w:style>

--- a/_SAMPLES_ENTREGAVEIS/briefing_validation/sample-briefing-validation-v1.0.0.docx
+++ b/_SAMPLES_ENTREGAVEIS/briefing_validation/sample-briefing-validation-v1.0.0.docx
@@ -7,7 +7,7 @@
         <w:pStyle w:val="Title"/>
       </w:pPr>
       <w:r>
-        <w:t>EXEMPLO FICTÍCIO — Solicitações internas de dados</w:t>
+        <w:t>EXEMPLO FICTÍCIO: Solicitações internas de dados</w:t>
       </w:r>
     </w:p>
     <w:p>
@@ -4104,7 +4104,7 @@
               <w:rPr>
                 <w:sz w:val="16"/>
               </w:rPr>
-              <w:t>—</w:t>
+              <w:t>não informadas</w:t>
             </w:r>
           </w:p>
         </w:tc>
@@ -4132,7 +4132,7 @@
               <w:rPr>
                 <w:sz w:val="16"/>
               </w:rPr>
-              <w:t>—</w:t>
+              <w:t>não informadas</w:t>
             </w:r>
           </w:p>
         </w:tc>

--- a/_SAMPLES_ENTREGAVEIS/briefing_validation/sample-briefing-validation-v1.0.0.docx
+++ b/_SAMPLES_ENTREGAVEIS/briefing_validation/sample-briefing-validation-v1.0.0.docx
@@ -7,7 +7,7 @@
         <w:tabs>
           <w:tab w:pos="10092" w:val="right"/>
         </w:tabs>
-        <w:spacing w:line="560" w:lineRule="exact"/>
+        <w:spacing w:line="720" w:lineRule="exact"/>
         <w:pBdr>
           <w:bottom w:val="single" w:sz="12" w:color="193C8E"/>
         </w:pBdr>
@@ -60,7 +60,7 @@
     <w:p>
       <w:pPr>
         <w:pStyle w:val="Title"/>
-        <w:spacing w:before="160" w:after="120"/>
+        <w:spacing w:before="0" w:after="120"/>
       </w:pPr>
       <w:r>
         <w:rPr>

--- a/_SAMPLES_ENTREGAVEIS/briefing_validation/sample-briefing-validation-v1.0.0.docx
+++ b/_SAMPLES_ENTREGAVEIS/briefing_validation/sample-briefing-validation-v1.0.0.docx
@@ -105,6 +105,9 @@
     <w:p>
       <w:pPr>
         <w:pStyle w:val="Heading1"/>
+        <w:tabs>
+          <w:tab w:pos="240" w:val="left"/>
+        </w:tabs>
         <w:spacing w:before="200" w:after="140" w:line="264" w:lineRule="exact"/>
         <w:shd w:fill="102661"/>
       </w:pPr>
@@ -113,6 +116,7 @@
           <w:caps/>
           <w:color w:val="FFFFFF"/>
         </w:rPr>
+        <w:tab/>
       </w:r>
       <w:r>
         <w:rPr>

--- a/_SAMPLES_ENTREGAVEIS/briefing_validation/sample-briefing-validation-v1.0.0.docx
+++ b/_SAMPLES_ENTREGAVEIS/briefing_validation/sample-briefing-validation-v1.0.0.docx
@@ -110,6 +110,10 @@
         </w:tabs>
         <w:spacing w:before="200" w:after="140" w:line="264" w:lineRule="exact"/>
         <w:shd w:fill="102661"/>
+        <w:pBdr>
+          <w:top w:val="single" w:sz="72" w:color="102661" w:space="0"/>
+          <w:bottom w:val="single" w:sz="72" w:color="102661" w:space="0"/>
+        </w:pBdr>
       </w:pPr>
       <w:r>
         <w:rPr>
@@ -10136,12 +10140,6 @@
         </w:rPr>
         <w:t>• O estado futuro desejado de clareza e previsibilidade esta explicito.</w:t>
       </w:r>
-    </w:p>
-    <w:p>
-      <w:pPr>
-        <w:spacing w:before="0" w:after="0" w:line="208" w:lineRule="exact"/>
-      </w:pPr>
-      <w:r/>
       <w:r>
         <w:rPr>
           <w:rFonts w:ascii="Montserrat" w:hAnsi="Montserrat" w:eastAsia="Montserrat" w:cs="Montserrat"/>
@@ -10149,7 +10147,7 @@
           <w:color w:val="30343B"/>
           <w:sz w:val="16"/>
         </w:rPr>
-        <w:t>Fontes: FIC-01</w:t>
+        <w:t>[FIC-01]</w:t>
       </w:r>
     </w:p>
     <w:tbl>
@@ -11004,12 +11002,6 @@
         </w:rPr>
         <w:t>• Quem possui autoridade para priorizar mudancas no processo e remover dependencias?</w:t>
       </w:r>
-    </w:p>
-    <w:p>
-      <w:pPr>
-        <w:spacing w:before="0" w:after="0" w:line="208" w:lineRule="exact"/>
-      </w:pPr>
-      <w:r/>
       <w:r>
         <w:rPr>
           <w:rFonts w:ascii="Montserrat" w:hAnsi="Montserrat" w:eastAsia="Montserrat" w:cs="Montserrat"/>
@@ -11017,22 +11009,13 @@
           <w:color w:val="30343B"/>
           <w:sz w:val="16"/>
         </w:rPr>
-        <w:t>Fontes: FIC-01</w:t>
+        <w:t>[FIC-01]</w:t>
       </w:r>
     </w:p>
     <w:p>
       <w:pPr>
-        <w:spacing w:before="0" w:after="160" w:line="256" w:lineRule="exact"/>
+        <w:spacing w:line="20" w:lineRule="exact" w:after="180"/>
       </w:pPr>
-      <w:r/>
-      <w:r>
-        <w:rPr>
-          <w:rFonts w:ascii="Montserrat" w:hAnsi="Montserrat" w:eastAsia="Montserrat" w:cs="Montserrat"/>
-          <w:b w:val="0"/>
-          <w:color w:val="30343B"/>
-          <w:sz w:val="19"/>
-        </w:rPr>
-      </w:r>
     </w:p>
     <w:p>
       <w:pPr>
